--- a/Manuales/Manual_Usuario_[WIP].docx
+++ b/Manuales/Manual_Usuario_[WIP].docx
@@ -13,12 +13,23 @@
         <w:t xml:space="preserve">PROYECTO </w:t>
       </w:r>
       <w:r>
-        <w:t>#1</w:t>
-      </w:r>
-    </w:p>
-    <w:p>
-      <w:r>
-        <w:t>Miguel Andrés Alvarez López  202406012 – Lenguajes Formales y de Programacion I</w:t>
+        <w:t>#</w:t>
+      </w:r>
+      <w:r>
+        <w:t>2</w:t>
+      </w:r>
+    </w:p>
+    <w:p>
+      <w:r>
+        <w:t xml:space="preserve">Miguel Andrés Alvarez </w:t>
+      </w:r>
+      <w:proofErr w:type="gramStart"/>
+      <w:r>
+        <w:t>López  202406012</w:t>
+      </w:r>
+      <w:proofErr w:type="gramEnd"/>
+      <w:r>
+        <w:t xml:space="preserve"> – Lenguajes Formales y de Programacion I</w:t>
       </w:r>
     </w:p>
     <w:p>
@@ -45,18 +56,29 @@
         <w:pStyle w:val="Ttulo2"/>
       </w:pPr>
       <w:r>
-        <w:t>Descarga de Codeblocks</w:t>
-      </w:r>
-    </w:p>
-    <w:p>
-      <w:r>
-        <w:t>Para utilizar este programa es PRIMORDIAL el tener descargado codeblocks.</w:t>
-      </w:r>
-    </w:p>
-    <w:p>
-      <w:r>
-        <w:t>https://www.codeblocks.org/downloads/</w:t>
-      </w:r>
+        <w:t xml:space="preserve">Descarga de </w:t>
+      </w:r>
+      <w:r>
+        <w:t>QTCreator</w:t>
+      </w:r>
+    </w:p>
+    <w:p>
+      <w:r>
+        <w:t xml:space="preserve">Para </w:t>
+      </w:r>
+      <w:r>
+        <w:t>poder utilizar el programa se debe instalar QTCreator Community para poder compilar el proyecto</w:t>
+      </w:r>
+    </w:p>
+    <w:p>
+      <w:hyperlink r:id="rId5" w:history="1">
+        <w:r>
+          <w:rPr>
+            <w:rStyle w:val="Hipervnculo"/>
+          </w:rPr>
+          <w:t>https://www.codeblocks.org/downloads/</w:t>
+        </w:r>
+      </w:hyperlink>
     </w:p>
     <w:p/>
     <w:p>
@@ -138,7 +160,7 @@
                     <pic:cNvPicPr/>
                   </pic:nvPicPr>
                   <pic:blipFill>
-                    <a:blip r:embed="rId5">
+                    <a:blip r:embed="rId6">
                       <a:extLst>
                         <a:ext uri="{28A0092B-C50C-407E-A947-70E740481C1C}">
                           <a14:useLocalDpi xmlns:a14="http://schemas.microsoft.com/office/drawing/2010/main" val="0"/>
@@ -226,7 +248,7 @@
                     <pic:cNvPicPr/>
                   </pic:nvPicPr>
                   <pic:blipFill>
-                    <a:blip r:embed="rId6">
+                    <a:blip r:embed="rId7">
                       <a:extLst>
                         <a:ext uri="{28A0092B-C50C-407E-A947-70E740481C1C}">
                           <a14:useLocalDpi xmlns:a14="http://schemas.microsoft.com/office/drawing/2010/main" val="0"/>
@@ -328,7 +350,7 @@
                     <pic:cNvPicPr/>
                   </pic:nvPicPr>
                   <pic:blipFill>
-                    <a:blip r:embed="rId7"/>
+                    <a:blip r:embed="rId8"/>
                     <a:stretch>
                       <a:fillRect/>
                     </a:stretch>
@@ -377,10 +399,30 @@
           <w:b/>
           <w:bCs/>
         </w:rPr>
-        <w:t xml:space="preserve">git clone </w:t>
-      </w:r>
-      <w:r>
-        <w:t xml:space="preserve"> coloca el link del repositorio</w:t>
+        <w:t xml:space="preserve">git </w:t>
+      </w:r>
+      <w:proofErr w:type="gramStart"/>
+      <w:r>
+        <w:rPr>
+          <w:b/>
+          <w:bCs/>
+        </w:rPr>
+        <w:t xml:space="preserve">clone </w:t>
+      </w:r>
+      <w:r>
+        <w:t xml:space="preserve"> coloca</w:t>
+      </w:r>
+      <w:proofErr w:type="gramEnd"/>
+      <w:r>
+        <w:t xml:space="preserve"> el </w:t>
+      </w:r>
+      <w:proofErr w:type="gramStart"/>
+      <w:r>
+        <w:t>link</w:t>
+      </w:r>
+      <w:proofErr w:type="gramEnd"/>
+      <w:r>
+        <w:t xml:space="preserve"> del repositorio</w:t>
       </w:r>
     </w:p>
     <w:p>
@@ -404,7 +446,7 @@
                     <pic:cNvPicPr/>
                   </pic:nvPicPr>
                   <pic:blipFill>
-                    <a:blip r:embed="rId8"/>
+                    <a:blip r:embed="rId9"/>
                     <a:stretch>
                       <a:fillRect/>
                     </a:stretch>
@@ -445,19 +487,30 @@
     <w:p/>
     <w:p>
       <w:r>
-        <w:t>Al ejecutar el programa usted encontrara la siguiente interfaz grafica</w:t>
-      </w:r>
-    </w:p>
-    <w:p>
-      <w:r>
         <w:rPr>
           <w:noProof/>
         </w:rPr>
         <w:drawing>
-          <wp:inline distT="0" distB="0" distL="0" distR="0" wp14:anchorId="57D3CF38" wp14:editId="6BC92677">
-            <wp:extent cx="5612130" cy="4209415"/>
-            <wp:effectExtent l="0" t="0" r="7620" b="635"/>
-            <wp:docPr id="1672879000" name="Imagen 1"/>
+          <wp:anchor distT="0" distB="0" distL="114300" distR="114300" simplePos="0" relativeHeight="251665408" behindDoc="1" locked="0" layoutInCell="1" allowOverlap="1" wp14:anchorId="6C5E9F1A" wp14:editId="76D6272B">
+            <wp:simplePos x="0" y="0"/>
+            <wp:positionH relativeFrom="column">
+              <wp:posOffset>-623304</wp:posOffset>
+            </wp:positionH>
+            <wp:positionV relativeFrom="paragraph">
+              <wp:posOffset>285750</wp:posOffset>
+            </wp:positionV>
+            <wp:extent cx="7114540" cy="3625215"/>
+            <wp:effectExtent l="0" t="0" r="0" b="0"/>
+            <wp:wrapTight wrapText="bothSides">
+              <wp:wrapPolygon edited="0">
+                <wp:start x="0" y="0"/>
+                <wp:lineTo x="0" y="21452"/>
+                <wp:lineTo x="21515" y="21452"/>
+                <wp:lineTo x="21515" y="0"/>
+                <wp:lineTo x="0" y="0"/>
+              </wp:wrapPolygon>
+            </wp:wrapTight>
+            <wp:docPr id="556127269" name="Imagen 1"/>
             <wp:cNvGraphicFramePr>
               <a:graphicFrameLocks xmlns:a="http://schemas.openxmlformats.org/drawingml/2006/main" noChangeAspect="1"/>
             </wp:cNvGraphicFramePr>
@@ -465,217 +518,7 @@
               <a:graphicData uri="http://schemas.openxmlformats.org/drawingml/2006/picture">
                 <pic:pic xmlns:pic="http://schemas.openxmlformats.org/drawingml/2006/picture">
                   <pic:nvPicPr>
-                    <pic:cNvPr id="1672879000" name=""/>
-                    <pic:cNvPicPr/>
-                  </pic:nvPicPr>
-                  <pic:blipFill>
-                    <a:blip r:embed="rId9"/>
-                    <a:stretch>
-                      <a:fillRect/>
-                    </a:stretch>
-                  </pic:blipFill>
-                  <pic:spPr>
-                    <a:xfrm>
-                      <a:off x="0" y="0"/>
-                      <a:ext cx="5612130" cy="4209415"/>
-                    </a:xfrm>
-                    <a:prstGeom prst="rect">
-                      <a:avLst/>
-                    </a:prstGeom>
-                  </pic:spPr>
-                </pic:pic>
-              </a:graphicData>
-            </a:graphic>
-          </wp:inline>
-        </w:drawing>
-      </w:r>
-    </w:p>
-    <w:p/>
-    <w:p>
-      <w:pPr>
-        <w:pStyle w:val="Prrafodelista"/>
-        <w:numPr>
-          <w:ilvl w:val="0"/>
-          <w:numId w:val="5"/>
-        </w:numPr>
-      </w:pPr>
-      <w:r>
-        <w:t>Cargar Archivo .med</w:t>
-      </w:r>
-    </w:p>
-    <w:p>
-      <w:pPr>
-        <w:pStyle w:val="Prrafodelista"/>
-        <w:numPr>
-          <w:ilvl w:val="0"/>
-          <w:numId w:val="5"/>
-        </w:numPr>
-      </w:pPr>
-      <w:r>
-        <w:t>análisis de Archivo .med</w:t>
-      </w:r>
-    </w:p>
-    <w:p>
-      <w:pPr>
-        <w:pStyle w:val="Prrafodelista"/>
-        <w:numPr>
-          <w:ilvl w:val="0"/>
-          <w:numId w:val="5"/>
-        </w:numPr>
-      </w:pPr>
-      <w:r>
-        <w:t>Tabla de Tokens</w:t>
-      </w:r>
-    </w:p>
-    <w:p>
-      <w:pPr>
-        <w:pStyle w:val="Prrafodelista"/>
-        <w:numPr>
-          <w:ilvl w:val="0"/>
-          <w:numId w:val="5"/>
-        </w:numPr>
-      </w:pPr>
-      <w:r>
-        <w:t>Tabla de Errores</w:t>
-      </w:r>
-    </w:p>
-    <w:p>
-      <w:pPr>
-        <w:pStyle w:val="Prrafodelista"/>
-        <w:numPr>
-          <w:ilvl w:val="0"/>
-          <w:numId w:val="5"/>
-        </w:numPr>
-      </w:pPr>
-      <w:r>
-        <w:t>Codigo Fuente (.med)</w:t>
-      </w:r>
-    </w:p>
-    <w:p>
-      <w:pPr>
-        <w:pStyle w:val="Prrafodelista"/>
-        <w:numPr>
-          <w:ilvl w:val="0"/>
-          <w:numId w:val="5"/>
-        </w:numPr>
-      </w:pPr>
-      <w:r>
-        <w:t>Generar Reporte Historial de Pacientes</w:t>
-      </w:r>
-    </w:p>
-    <w:p>
-      <w:pPr>
-        <w:pStyle w:val="Prrafodelista"/>
-        <w:numPr>
-          <w:ilvl w:val="0"/>
-          <w:numId w:val="5"/>
-        </w:numPr>
-      </w:pPr>
-      <w:r>
-        <w:t>Generar Reporte Medicos</w:t>
-      </w:r>
-    </w:p>
-    <w:p>
-      <w:pPr>
-        <w:pStyle w:val="Prrafodelista"/>
-        <w:numPr>
-          <w:ilvl w:val="0"/>
-          <w:numId w:val="5"/>
-        </w:numPr>
-      </w:pPr>
-      <w:r>
-        <w:t>Generar Reporte Agenda de Citas</w:t>
-      </w:r>
-    </w:p>
-    <w:p>
-      <w:pPr>
-        <w:pStyle w:val="Prrafodelista"/>
-        <w:numPr>
-          <w:ilvl w:val="0"/>
-          <w:numId w:val="5"/>
-        </w:numPr>
-      </w:pPr>
-      <w:r>
-        <w:t>Generar Reporte General de Hospital</w:t>
-      </w:r>
-    </w:p>
-    <w:p>
-      <w:pPr>
-        <w:pStyle w:val="Prrafodelista"/>
-        <w:numPr>
-          <w:ilvl w:val="0"/>
-          <w:numId w:val="5"/>
-        </w:numPr>
-      </w:pPr>
-      <w:r>
-        <w:t>Generar Reporte de Errores Lexicos</w:t>
-      </w:r>
-    </w:p>
-    <w:p>
-      <w:r>
-        <w:br w:type="page"/>
-      </w:r>
-    </w:p>
-    <w:p>
-      <w:pPr>
-        <w:pStyle w:val="Ttulo2"/>
-        <w:numPr>
-          <w:ilvl w:val="0"/>
-          <w:numId w:val="6"/>
-        </w:numPr>
-      </w:pPr>
-      <w:r>
-        <w:lastRenderedPageBreak/>
-        <w:t>Cargar Archivo  .med:</w:t>
-      </w:r>
-    </w:p>
-    <w:p>
-      <w:r>
-        <w:t>Este botón sirve para cargar UNICA Y EXCLUSIVAMENTE archivos de tipo. med, deben tener una estructura que será leída. De lo contrario no se generarán tokens o dejaran generar los reportes correctamente.</w:t>
-      </w:r>
-    </w:p>
-    <w:p/>
-    <w:p>
-      <w:pPr>
-        <w:pStyle w:val="Prrafodelista"/>
-        <w:numPr>
-          <w:ilvl w:val="1"/>
-          <w:numId w:val="1"/>
-        </w:numPr>
-      </w:pPr>
-      <w:r>
-        <w:rPr>
-          <w:noProof/>
-        </w:rPr>
-        <w:drawing>
-          <wp:anchor distT="0" distB="0" distL="114300" distR="114300" simplePos="0" relativeHeight="251660288" behindDoc="1" locked="0" layoutInCell="1" allowOverlap="1" wp14:anchorId="125ACAE6" wp14:editId="08CE5FC6">
-            <wp:simplePos x="0" y="0"/>
-            <wp:positionH relativeFrom="column">
-              <wp:posOffset>243281</wp:posOffset>
-            </wp:positionH>
-            <wp:positionV relativeFrom="paragraph">
-              <wp:posOffset>421687</wp:posOffset>
-            </wp:positionV>
-            <wp:extent cx="5612130" cy="1878965"/>
-            <wp:effectExtent l="0" t="0" r="7620" b="6985"/>
-            <wp:wrapTight wrapText="bothSides">
-              <wp:wrapPolygon edited="0">
-                <wp:start x="0" y="0"/>
-                <wp:lineTo x="0" y="21461"/>
-                <wp:lineTo x="21556" y="21461"/>
-                <wp:lineTo x="21556" y="0"/>
-                <wp:lineTo x="0" y="0"/>
-              </wp:wrapPolygon>
-            </wp:wrapTight>
-            <wp:docPr id="1699032874" name="Imagen 1"/>
-            <wp:cNvGraphicFramePr>
-              <a:graphicFrameLocks xmlns:a="http://schemas.openxmlformats.org/drawingml/2006/main" noChangeAspect="1"/>
-            </wp:cNvGraphicFramePr>
-            <a:graphic xmlns:a="http://schemas.openxmlformats.org/drawingml/2006/main">
-              <a:graphicData uri="http://schemas.openxmlformats.org/drawingml/2006/picture">
-                <pic:pic xmlns:pic="http://schemas.openxmlformats.org/drawingml/2006/picture">
-                  <pic:nvPicPr>
-                    <pic:cNvPr id="1699032874" name=""/>
+                    <pic:cNvPr id="556127269" name=""/>
                     <pic:cNvPicPr/>
                   </pic:nvPicPr>
                   <pic:blipFill>
@@ -693,7 +536,7 @@
                   <pic:spPr>
                     <a:xfrm>
                       <a:off x="0" y="0"/>
-                      <a:ext cx="5612130" cy="1878965"/>
+                      <a:ext cx="7114540" cy="3625215"/>
                     </a:xfrm>
                     <a:prstGeom prst="rect">
                       <a:avLst/>
@@ -702,46 +545,214 @@
                 </pic:pic>
               </a:graphicData>
             </a:graphic>
+            <wp14:sizeRelH relativeFrom="margin">
+              <wp14:pctWidth>0</wp14:pctWidth>
+            </wp14:sizeRelH>
+            <wp14:sizeRelV relativeFrom="margin">
+              <wp14:pctHeight>0</wp14:pctHeight>
+            </wp14:sizeRelV>
           </wp:anchor>
         </w:drawing>
       </w:r>
       <w:r>
-        <w:t>Usted deberá presionar el botón y le aparecerá un pop-up pidiendo buscar un archivo de tipo .med en su disco local:</w:t>
-      </w:r>
-    </w:p>
+        <w:t>Al ejecutar el programa usted encontrara la siguiente interfaz grafica</w:t>
+      </w:r>
+    </w:p>
+    <w:p/>
+    <w:p/>
     <w:p>
       <w:pPr>
         <w:pStyle w:val="Prrafodelista"/>
         <w:numPr>
-          <w:ilvl w:val="1"/>
-          <w:numId w:val="1"/>
+          <w:ilvl w:val="0"/>
+          <w:numId w:val="5"/>
         </w:numPr>
       </w:pPr>
+      <w:r>
+        <w:t>Carga de archivos</w:t>
+      </w:r>
+    </w:p>
+    <w:p>
+      <w:pPr>
+        <w:pStyle w:val="Prrafodelista"/>
+        <w:numPr>
+          <w:ilvl w:val="0"/>
+          <w:numId w:val="5"/>
+        </w:numPr>
+      </w:pPr>
+      <w:r>
+        <w:t>Código Fuente</w:t>
+      </w:r>
+    </w:p>
+    <w:p>
+      <w:pPr>
+        <w:pStyle w:val="Prrafodelista"/>
+        <w:numPr>
+          <w:ilvl w:val="0"/>
+          <w:numId w:val="5"/>
+        </w:numPr>
+      </w:pPr>
+      <w:r>
+        <w:t>Cargar Archivo</w:t>
+      </w:r>
+    </w:p>
+    <w:p>
+      <w:pPr>
+        <w:pStyle w:val="Prrafodelista"/>
+        <w:numPr>
+          <w:ilvl w:val="0"/>
+          <w:numId w:val="5"/>
+        </w:numPr>
+      </w:pPr>
+      <w:r>
+        <w:t>Análisis de Archivo</w:t>
+      </w:r>
+    </w:p>
+    <w:p>
+      <w:pPr>
+        <w:pStyle w:val="Prrafodelista"/>
+        <w:numPr>
+          <w:ilvl w:val="0"/>
+          <w:numId w:val="5"/>
+        </w:numPr>
+      </w:pPr>
+      <w:r>
+        <w:t xml:space="preserve">Tabla de Tokens </w:t>
+      </w:r>
+    </w:p>
+    <w:p>
+      <w:pPr>
+        <w:pStyle w:val="Prrafodelista"/>
+        <w:numPr>
+          <w:ilvl w:val="0"/>
+          <w:numId w:val="5"/>
+        </w:numPr>
+      </w:pPr>
+      <w:r>
+        <w:t>Tabla de Errores Léxicos</w:t>
+      </w:r>
+    </w:p>
+    <w:p>
+      <w:pPr>
+        <w:pStyle w:val="Prrafodelista"/>
+        <w:numPr>
+          <w:ilvl w:val="0"/>
+          <w:numId w:val="5"/>
+        </w:numPr>
+      </w:pPr>
+      <w:r>
+        <w:t>Tabla de Errores Sintácticos</w:t>
+      </w:r>
+    </w:p>
+    <w:p>
+      <w:pPr>
+        <w:pStyle w:val="Prrafodelista"/>
+        <w:numPr>
+          <w:ilvl w:val="0"/>
+          <w:numId w:val="5"/>
+        </w:numPr>
+      </w:pPr>
+      <w:r>
+        <w:t>Generar Reporte Kanban</w:t>
+      </w:r>
+    </w:p>
+    <w:p>
+      <w:pPr>
+        <w:pStyle w:val="Prrafodelista"/>
+        <w:numPr>
+          <w:ilvl w:val="0"/>
+          <w:numId w:val="5"/>
+        </w:numPr>
+      </w:pPr>
+      <w:r>
+        <w:t xml:space="preserve">Generar Reporte </w:t>
+      </w:r>
+      <w:r>
+        <w:t>de Carga Por encargado</w:t>
+      </w:r>
+    </w:p>
+    <w:p>
+      <w:pPr>
+        <w:pStyle w:val="Prrafodelista"/>
+        <w:numPr>
+          <w:ilvl w:val="0"/>
+          <w:numId w:val="5"/>
+        </w:numPr>
+      </w:pPr>
+      <w:r>
+        <w:t xml:space="preserve">Generar Reporte </w:t>
+      </w:r>
+      <w:r>
+        <w:t>errores léxicos y sintácticos</w:t>
+      </w:r>
+    </w:p>
+    <w:p>
+      <w:r>
+        <w:br w:type="page"/>
+      </w:r>
+    </w:p>
+    <w:p>
+      <w:pPr>
+        <w:pStyle w:val="Ttulo2"/>
+        <w:numPr>
+          <w:ilvl w:val="0"/>
+          <w:numId w:val="6"/>
+        </w:numPr>
+      </w:pPr>
+      <w:r>
+        <w:lastRenderedPageBreak/>
+        <w:t xml:space="preserve">Cargar </w:t>
+      </w:r>
+      <w:r>
+        <w:t xml:space="preserve">de </w:t>
+      </w:r>
+      <w:r>
+        <w:t>Archivo</w:t>
+      </w:r>
+      <w:r>
+        <w:t>s</w:t>
+      </w:r>
+    </w:p>
+    <w:p>
+      <w:r>
+        <w:t>Mostrara el nombre del archivo que se carga a la aplicación, de lo contrario solo mostrara el mensaje “no hay archivos cargados…”.</w:t>
+      </w:r>
+    </w:p>
+    <w:p>
+      <w:pPr>
+        <w:pStyle w:val="Ttulo2"/>
+        <w:numPr>
+          <w:ilvl w:val="0"/>
+          <w:numId w:val="6"/>
+        </w:numPr>
+      </w:pPr>
+      <w:r>
+        <w:t>Codigo Fuente</w:t>
+      </w:r>
+    </w:p>
+    <w:p>
+      <w:r>
+        <w:t xml:space="preserve">Al poder cargar el </w:t>
+      </w:r>
+      <w:proofErr w:type="gramStart"/>
+      <w:r>
+        <w:t>archivo .task</w:t>
+      </w:r>
+      <w:proofErr w:type="gramEnd"/>
+      <w:r>
+        <w:t xml:space="preserve"> usted podra observar el contenido sin necesidad de abrirlo</w:t>
+      </w:r>
+    </w:p>
+    <w:p>
       <w:r>
         <w:rPr>
           <w:noProof/>
         </w:rPr>
         <w:drawing>
-          <wp:anchor distT="0" distB="0" distL="114300" distR="114300" simplePos="0" relativeHeight="251661312" behindDoc="1" locked="0" layoutInCell="1" allowOverlap="1" wp14:anchorId="37BCE615" wp14:editId="0008D021">
-            <wp:simplePos x="0" y="0"/>
-            <wp:positionH relativeFrom="column">
-              <wp:posOffset>134099</wp:posOffset>
-            </wp:positionH>
-            <wp:positionV relativeFrom="paragraph">
-              <wp:posOffset>2482955</wp:posOffset>
-            </wp:positionV>
-            <wp:extent cx="5612130" cy="3546475"/>
-            <wp:effectExtent l="0" t="0" r="7620" b="0"/>
-            <wp:wrapTight wrapText="bothSides">
-              <wp:wrapPolygon edited="0">
-                <wp:start x="0" y="0"/>
-                <wp:lineTo x="0" y="21465"/>
-                <wp:lineTo x="21556" y="21465"/>
-                <wp:lineTo x="21556" y="0"/>
-                <wp:lineTo x="0" y="0"/>
-              </wp:wrapPolygon>
-            </wp:wrapTight>
-            <wp:docPr id="1065195940" name="Imagen 1"/>
+          <wp:inline distT="0" distB="0" distL="0" distR="0" wp14:anchorId="3ADED462" wp14:editId="1186837A">
+            <wp:extent cx="3105583" cy="3829584"/>
+            <wp:effectExtent l="0" t="0" r="0" b="0"/>
+            <wp:docPr id="899594486" name="Imagen 1"/>
             <wp:cNvGraphicFramePr>
               <a:graphicFrameLocks xmlns:a="http://schemas.openxmlformats.org/drawingml/2006/main" noChangeAspect="1"/>
             </wp:cNvGraphicFramePr>
@@ -749,17 +760,11 @@
               <a:graphicData uri="http://schemas.openxmlformats.org/drawingml/2006/picture">
                 <pic:pic xmlns:pic="http://schemas.openxmlformats.org/drawingml/2006/picture">
                   <pic:nvPicPr>
-                    <pic:cNvPr id="1065195940" name=""/>
+                    <pic:cNvPr id="899594486" name=""/>
                     <pic:cNvPicPr/>
                   </pic:nvPicPr>
                   <pic:blipFill>
-                    <a:blip r:embed="rId11">
-                      <a:extLst>
-                        <a:ext uri="{28A0092B-C50C-407E-A947-70E740481C1C}">
-                          <a14:useLocalDpi xmlns:a14="http://schemas.microsoft.com/office/drawing/2010/main" val="0"/>
-                        </a:ext>
-                      </a:extLst>
-                    </a:blip>
+                    <a:blip r:embed="rId11"/>
                     <a:stretch>
                       <a:fillRect/>
                     </a:stretch>
@@ -767,7 +772,7 @@
                   <pic:spPr>
                     <a:xfrm>
                       <a:off x="0" y="0"/>
-                      <a:ext cx="5612130" cy="3546475"/>
+                      <a:ext cx="3105583" cy="3829584"/>
                     </a:xfrm>
                     <a:prstGeom prst="rect">
                       <a:avLst/>
@@ -776,23 +781,19 @@
                 </pic:pic>
               </a:graphicData>
             </a:graphic>
-          </wp:anchor>
+          </wp:inline>
         </w:drawing>
       </w:r>
-      <w:r>
-        <w:t>Al cargar su archivo Correctamente se le mostrara el contenido, De donde fue Cargado y el botón “Analizar Archivo” será activo</w:t>
-      </w:r>
-    </w:p>
-    <w:p>
-      <w:pPr>
-        <w:pStyle w:val="Prrafodelista"/>
-      </w:pPr>
-    </w:p>
-    <w:p>
-      <w:pPr>
-        <w:pStyle w:val="Prrafodelista"/>
-      </w:pPr>
-    </w:p>
+    </w:p>
+    <w:p/>
+    <w:p/>
+    <w:p/>
+    <w:p/>
+    <w:p/>
+    <w:p/>
+    <w:p/>
+    <w:p/>
+    <w:p/>
     <w:p>
       <w:pPr>
         <w:pStyle w:val="Ttulo2"/>
@@ -802,36 +803,31 @@
         </w:numPr>
       </w:pPr>
       <w:r>
-        <w:lastRenderedPageBreak/>
-        <w:t>Analizar Archivo .med</w:t>
-      </w:r>
-    </w:p>
-    <w:p>
-      <w:r>
         <w:rPr>
           <w:noProof/>
         </w:rPr>
+        <w:lastRenderedPageBreak/>
         <w:drawing>
-          <wp:anchor distT="0" distB="0" distL="114300" distR="114300" simplePos="0" relativeHeight="251662336" behindDoc="1" locked="0" layoutInCell="1" allowOverlap="1" wp14:anchorId="0153BDE8" wp14:editId="4C43FF40">
+          <wp:anchor distT="0" distB="0" distL="114300" distR="114300" simplePos="0" relativeHeight="251666432" behindDoc="1" locked="0" layoutInCell="1" allowOverlap="1" wp14:anchorId="239A708B" wp14:editId="6491BB42">
             <wp:simplePos x="0" y="0"/>
             <wp:positionH relativeFrom="column">
-              <wp:posOffset>-70438</wp:posOffset>
+              <wp:posOffset>-453390</wp:posOffset>
             </wp:positionH>
             <wp:positionV relativeFrom="paragraph">
-              <wp:posOffset>431544</wp:posOffset>
+              <wp:posOffset>280035</wp:posOffset>
             </wp:positionV>
-            <wp:extent cx="5612130" cy="3839210"/>
-            <wp:effectExtent l="0" t="0" r="7620" b="8890"/>
+            <wp:extent cx="6547485" cy="2604770"/>
+            <wp:effectExtent l="0" t="0" r="5715" b="5080"/>
             <wp:wrapTight wrapText="bothSides">
               <wp:wrapPolygon edited="0">
                 <wp:start x="0" y="0"/>
-                <wp:lineTo x="0" y="21543"/>
-                <wp:lineTo x="21556" y="21543"/>
+                <wp:lineTo x="0" y="21484"/>
+                <wp:lineTo x="21556" y="21484"/>
                 <wp:lineTo x="21556" y="0"/>
                 <wp:lineTo x="0" y="0"/>
               </wp:wrapPolygon>
             </wp:wrapTight>
-            <wp:docPr id="1227620678" name="Imagen 1"/>
+            <wp:docPr id="1738000116" name="Imagen 1"/>
             <wp:cNvGraphicFramePr>
               <a:graphicFrameLocks xmlns:a="http://schemas.openxmlformats.org/drawingml/2006/main" noChangeAspect="1"/>
             </wp:cNvGraphicFramePr>
@@ -839,7 +835,7 @@
               <a:graphicData uri="http://schemas.openxmlformats.org/drawingml/2006/picture">
                 <pic:pic xmlns:pic="http://schemas.openxmlformats.org/drawingml/2006/picture">
                   <pic:nvPicPr>
-                    <pic:cNvPr id="1227620678" name=""/>
+                    <pic:cNvPr id="1738000116" name=""/>
                     <pic:cNvPicPr/>
                   </pic:nvPicPr>
                   <pic:blipFill>
@@ -857,7 +853,7 @@
                   <pic:spPr>
                     <a:xfrm>
                       <a:off x="0" y="0"/>
-                      <a:ext cx="5612130" cy="3839210"/>
+                      <a:ext cx="6547485" cy="2604770"/>
                     </a:xfrm>
                     <a:prstGeom prst="rect">
                       <a:avLst/>
@@ -866,88 +862,45 @@
                 </pic:pic>
               </a:graphicData>
             </a:graphic>
+            <wp14:sizeRelH relativeFrom="margin">
+              <wp14:pctWidth>0</wp14:pctWidth>
+            </wp14:sizeRelH>
+            <wp14:sizeRelV relativeFrom="margin">
+              <wp14:pctHeight>0</wp14:pctHeight>
+            </wp14:sizeRelV>
           </wp:anchor>
         </w:drawing>
       </w:r>
       <w:r>
-        <w:t>Al ingresar un archivo .med Valido será posible analizar el contenido interno, luego se mostrarán todos los tokens identificados y los errores de tokenizacion:</w:t>
-      </w:r>
-    </w:p>
-    <w:p>
-      <w:pPr>
-        <w:pStyle w:val="Ttulo2"/>
-        <w:numPr>
-          <w:ilvl w:val="0"/>
-          <w:numId w:val="6"/>
-        </w:numPr>
-      </w:pPr>
-      <w:r>
-        <w:t>Tabla de Tokens</w:t>
-      </w:r>
-    </w:p>
-    <w:p>
-      <w:r>
-        <w:t>Muestra todos los tokens según la entrada, el numero y su ubicación en el archivo.</w:t>
-      </w:r>
-    </w:p>
-    <w:p/>
-    <w:p>
-      <w:pPr>
-        <w:pStyle w:val="Ttulo2"/>
-        <w:numPr>
-          <w:ilvl w:val="0"/>
-          <w:numId w:val="6"/>
-        </w:numPr>
-      </w:pPr>
-      <w:r>
-        <w:t>Tabla de errores</w:t>
-      </w:r>
-    </w:p>
-    <w:p>
-      <w:r>
-        <w:t>Muestra los tokens que no pertenecen a un patron y el tipo de error que produce.</w:t>
-      </w:r>
-    </w:p>
-    <w:p/>
-    <w:p>
-      <w:r>
-        <w:br w:type="page"/>
-      </w:r>
-    </w:p>
-    <w:p>
-      <w:pPr>
-        <w:pStyle w:val="Ttulo2"/>
-        <w:numPr>
-          <w:ilvl w:val="0"/>
-          <w:numId w:val="6"/>
-        </w:numPr>
-      </w:pPr>
+        <w:t>Carga de Archivos</w:t>
+      </w:r>
+    </w:p>
+    <w:p>
       <w:r>
         <w:rPr>
           <w:noProof/>
         </w:rPr>
-        <w:lastRenderedPageBreak/>
         <w:drawing>
-          <wp:anchor distT="0" distB="0" distL="114300" distR="114300" simplePos="0" relativeHeight="251663360" behindDoc="1" locked="0" layoutInCell="1" allowOverlap="1" wp14:anchorId="5575F967" wp14:editId="79FE697F">
+          <wp:anchor distT="0" distB="0" distL="114300" distR="114300" simplePos="0" relativeHeight="251667456" behindDoc="1" locked="0" layoutInCell="1" allowOverlap="1" wp14:anchorId="04A7176C" wp14:editId="37848EEE">
             <wp:simplePos x="0" y="0"/>
             <wp:positionH relativeFrom="column">
-              <wp:posOffset>3641137</wp:posOffset>
+              <wp:posOffset>-452814</wp:posOffset>
             </wp:positionH>
             <wp:positionV relativeFrom="paragraph">
-              <wp:posOffset>68874</wp:posOffset>
+              <wp:posOffset>2736422</wp:posOffset>
             </wp:positionV>
-            <wp:extent cx="2226310" cy="3466465"/>
-            <wp:effectExtent l="0" t="0" r="2540" b="635"/>
+            <wp:extent cx="3480618" cy="5199321"/>
+            <wp:effectExtent l="0" t="0" r="5715" b="1905"/>
             <wp:wrapTight wrapText="bothSides">
               <wp:wrapPolygon edited="0">
                 <wp:start x="0" y="0"/>
-                <wp:lineTo x="0" y="21485"/>
-                <wp:lineTo x="21440" y="21485"/>
-                <wp:lineTo x="21440" y="0"/>
+                <wp:lineTo x="0" y="21529"/>
+                <wp:lineTo x="21517" y="21529"/>
+                <wp:lineTo x="21517" y="0"/>
                 <wp:lineTo x="0" y="0"/>
               </wp:wrapPolygon>
             </wp:wrapTight>
-            <wp:docPr id="2077825842" name="Imagen 1"/>
+            <wp:docPr id="1095847852" name="Imagen 1"/>
             <wp:cNvGraphicFramePr>
               <a:graphicFrameLocks xmlns:a="http://schemas.openxmlformats.org/drawingml/2006/main" noChangeAspect="1"/>
             </wp:cNvGraphicFramePr>
@@ -955,7 +908,7 @@
               <a:graphicData uri="http://schemas.openxmlformats.org/drawingml/2006/picture">
                 <pic:pic xmlns:pic="http://schemas.openxmlformats.org/drawingml/2006/picture">
                   <pic:nvPicPr>
-                    <pic:cNvPr id="2077825842" name=""/>
+                    <pic:cNvPr id="1095847852" name=""/>
                     <pic:cNvPicPr/>
                   </pic:nvPicPr>
                   <pic:blipFill>
@@ -973,7 +926,7 @@
                   <pic:spPr>
                     <a:xfrm>
                       <a:off x="0" y="0"/>
-                      <a:ext cx="2226310" cy="3466465"/>
+                      <a:ext cx="3484359" cy="5204909"/>
                     </a:xfrm>
                     <a:prstGeom prst="rect">
                       <a:avLst/>
@@ -991,50 +944,113 @@
           </wp:anchor>
         </w:drawing>
       </w:r>
-      <w:r>
-        <w:t>Codigo Fuente</w:t>
-      </w:r>
-    </w:p>
-    <w:p>
-      <w:r>
-        <w:t>Muestra el contenido de su documento para ser analizado durante el proceso de ejecución del archivo. Usted podrá visualizar el contenido desde el nodo raíz de Hospital hasta el final del archivo, podrá ver los pacientes , los médicos , cada diagnostico y especialidades.</w:t>
-      </w:r>
+    </w:p>
+    <w:p>
+      <w:pPr>
+        <w:pStyle w:val="Prrafodelista"/>
+        <w:numPr>
+          <w:ilvl w:val="1"/>
+          <w:numId w:val="1"/>
+        </w:numPr>
+      </w:pPr>
+      <w:r>
+        <w:t>Al cargar su archivo Correctamente se le mostrara el contenido, De donde fue Cargado y el botón “Analizar Archivo” será activo</w:t>
+      </w:r>
+      <w:r>
+        <w:t>, Usted también podrá observar el contenido del archivo</w:t>
+      </w:r>
+      <w:r>
+        <w:t xml:space="preserve"> sin necesidad de abrirlo.</w:t>
+      </w:r>
+    </w:p>
+    <w:p>
+      <w:pPr>
+        <w:pStyle w:val="Prrafodelista"/>
+      </w:pPr>
+    </w:p>
+    <w:p>
+      <w:pPr>
+        <w:pStyle w:val="Prrafodelista"/>
+        <w:numPr>
+          <w:ilvl w:val="1"/>
+          <w:numId w:val="1"/>
+        </w:numPr>
+      </w:pPr>
+      <w:r>
+        <w:t>Luego de que KANBAN TASKSCRIPT leyese el archivo y muestre el contenido el botón de analizar estará activado.</w:t>
+      </w:r>
+    </w:p>
+    <w:p>
+      <w:pPr>
+        <w:pStyle w:val="Prrafodelista"/>
+      </w:pPr>
+    </w:p>
+    <w:p>
+      <w:pPr>
+        <w:pStyle w:val="Prrafodelista"/>
+      </w:pPr>
+    </w:p>
+    <w:p>
+      <w:pPr>
+        <w:pStyle w:val="Prrafodelista"/>
+      </w:pPr>
+    </w:p>
+    <w:p>
+      <w:pPr>
+        <w:pStyle w:val="Prrafodelista"/>
+      </w:pPr>
+    </w:p>
+    <w:p>
+      <w:pPr>
+        <w:pStyle w:val="Prrafodelista"/>
+      </w:pPr>
+    </w:p>
+    <w:p>
+      <w:pPr>
+        <w:pStyle w:val="Prrafodelista"/>
+      </w:pPr>
+    </w:p>
+    <w:p>
+      <w:pPr>
+        <w:pStyle w:val="Prrafodelista"/>
+      </w:pPr>
+    </w:p>
+    <w:p>
+      <w:pPr>
+        <w:pStyle w:val="Prrafodelista"/>
+      </w:pPr>
+    </w:p>
+    <w:p>
+      <w:pPr>
+        <w:pStyle w:val="Prrafodelista"/>
+      </w:pPr>
+    </w:p>
+    <w:p>
+      <w:pPr>
+        <w:pStyle w:val="Prrafodelista"/>
+      </w:pPr>
+    </w:p>
+    <w:p>
+      <w:pPr>
+        <w:pStyle w:val="Prrafodelista"/>
+      </w:pPr>
+    </w:p>
+    <w:p>
+      <w:pPr>
+        <w:pStyle w:val="Prrafodelista"/>
+      </w:pPr>
+    </w:p>
+    <w:p>
+      <w:pPr>
+        <w:pStyle w:val="Prrafodelista"/>
+      </w:pPr>
+    </w:p>
+    <w:p>
+      <w:pPr>
+        <w:pStyle w:val="Prrafodelista"/>
+      </w:pPr>
     </w:p>
     <w:p/>
-    <w:p/>
-    <w:p/>
-    <w:p/>
-    <w:p>
-      <w:pPr>
-        <w:pStyle w:val="Prrafodelista"/>
-      </w:pPr>
-    </w:p>
-    <w:p>
-      <w:pPr>
-        <w:pStyle w:val="Prrafodelista"/>
-      </w:pPr>
-    </w:p>
-    <w:p>
-      <w:pPr>
-        <w:pStyle w:val="Prrafodelista"/>
-      </w:pPr>
-    </w:p>
-    <w:p>
-      <w:pPr>
-        <w:rPr>
-          <w:b/>
-          <w:bCs/>
-        </w:rPr>
-      </w:pPr>
-    </w:p>
-    <w:p>
-      <w:pPr>
-        <w:rPr>
-          <w:b/>
-          <w:bCs/>
-        </w:rPr>
-      </w:pPr>
-    </w:p>
     <w:p>
       <w:pPr>
         <w:pStyle w:val="Ttulo2"/>
@@ -1044,45 +1060,49 @@
         </w:numPr>
       </w:pPr>
       <w:r>
-        <w:t>Generar Reporte: Historial De pacientes</w:t>
-      </w:r>
-    </w:p>
-    <w:p>
-      <w:r>
-        <w:t xml:space="preserve">Al presionar el botón de </w:t>
-      </w:r>
+        <w:lastRenderedPageBreak/>
+        <w:t>Anali</w:t>
+      </w:r>
+      <w:r>
+        <w:t>sis de</w:t>
+      </w:r>
+      <w:r>
+        <w:t xml:space="preserve"> Archivo</w:t>
+      </w:r>
+    </w:p>
+    <w:p>
+      <w:r>
+        <w:t xml:space="preserve">Al ingresar un </w:t>
+      </w:r>
+      <w:proofErr w:type="gramStart"/>
+      <w:r>
+        <w:t>archivo .</w:t>
+      </w:r>
+      <w:r>
+        <w:t>task</w:t>
+      </w:r>
+      <w:proofErr w:type="gramEnd"/>
+      <w:r>
+        <w:t xml:space="preserve"> Valido será posible analizar el contenido interno, luego se mostrarán todos los tokens identificados y los errores de tokenizacion</w:t>
+      </w:r>
+      <w:r>
+        <w:t>, léxicos y sintacticos</w:t>
+      </w:r>
+      <w:r>
+        <w:t>:</w:t>
+      </w:r>
+    </w:p>
+    <w:p/>
+    <w:p>
       <w:r>
         <w:rPr>
-          <w:i/>
-          <w:iCs/>
+          <w:noProof/>
         </w:rPr>
-        <w:t>Historial Pacientes</w:t>
-      </w:r>
-      <w:r>
-        <w:rPr>
-          <w:i/>
-          <w:iCs/>
-        </w:rPr>
-        <w:t xml:space="preserve"> </w:t>
-      </w:r>
-      <w:r>
-        <w:t xml:space="preserve">se generara un </w:t>
-      </w:r>
-      <w:r>
-        <w:t xml:space="preserve">Archivo HTML Con los pacientes registrados desde el archivo .med, </w:t>
-      </w:r>
-      <w:r>
-        <w:t>Mostrando nombre, edad, tipo de sangre, diagnostico, medicamentos e intervalo de dosis.</w:t>
-      </w:r>
-      <w:r>
-        <w:br/>
-      </w:r>
-      <w:r>
         <w:drawing>
-          <wp:inline distT="0" distB="0" distL="0" distR="0" wp14:anchorId="15A7FC60" wp14:editId="5445167B">
-            <wp:extent cx="5612130" cy="838200"/>
+          <wp:inline distT="0" distB="0" distL="0" distR="0" wp14:anchorId="58E6D6F4" wp14:editId="701BA345">
+            <wp:extent cx="5612130" cy="2808605"/>
             <wp:effectExtent l="0" t="0" r="7620" b="0"/>
-            <wp:docPr id="415867235" name="Imagen 1"/>
+            <wp:docPr id="1459424956" name="Imagen 1"/>
             <wp:cNvGraphicFramePr>
               <a:graphicFrameLocks xmlns:a="http://schemas.openxmlformats.org/drawingml/2006/main" noChangeAspect="1"/>
             </wp:cNvGraphicFramePr>
@@ -1090,7 +1110,7 @@
               <a:graphicData uri="http://schemas.openxmlformats.org/drawingml/2006/picture">
                 <pic:pic xmlns:pic="http://schemas.openxmlformats.org/drawingml/2006/picture">
                   <pic:nvPicPr>
-                    <pic:cNvPr id="415867235" name=""/>
+                    <pic:cNvPr id="1459424956" name=""/>
                     <pic:cNvPicPr/>
                   </pic:nvPicPr>
                   <pic:blipFill>
@@ -1102,7 +1122,7 @@
                   <pic:spPr>
                     <a:xfrm>
                       <a:off x="0" y="0"/>
-                      <a:ext cx="5612130" cy="838200"/>
+                      <a:ext cx="5612130" cy="2808605"/>
                     </a:xfrm>
                     <a:prstGeom prst="rect">
                       <a:avLst/>
@@ -1118,39 +1138,30 @@
     <w:p>
       <w:pPr>
         <w:pStyle w:val="Ttulo2"/>
-        <w:ind w:left="360"/>
-      </w:pPr>
-      <w:r>
-        <w:t>7)Generar Reporte: Carga de Medicos</w:t>
+        <w:numPr>
+          <w:ilvl w:val="0"/>
+          <w:numId w:val="6"/>
+        </w:numPr>
+      </w:pPr>
+      <w:r>
+        <w:t>Tabla de Tokens</w:t>
+      </w:r>
+    </w:p>
+    <w:p>
+      <w:r>
+        <w:t>Muestra todos los tokens según la entrada, el numero y su ubicación en el archivo.</w:t>
       </w:r>
     </w:p>
     <w:p>
       <w:r>
         <w:rPr>
-          <w:b/>
-          <w:bCs/>
+          <w:noProof/>
         </w:rPr>
         <w:drawing>
-          <wp:anchor distT="0" distB="0" distL="114300" distR="114300" simplePos="0" relativeHeight="251664384" behindDoc="1" locked="0" layoutInCell="1" allowOverlap="1" wp14:anchorId="54D6B212" wp14:editId="62FD3533">
-            <wp:simplePos x="0" y="0"/>
-            <wp:positionH relativeFrom="column">
-              <wp:posOffset>0</wp:posOffset>
-            </wp:positionH>
-            <wp:positionV relativeFrom="paragraph">
-              <wp:posOffset>617505</wp:posOffset>
-            </wp:positionV>
-            <wp:extent cx="5612130" cy="1428115"/>
-            <wp:effectExtent l="0" t="0" r="7620" b="635"/>
-            <wp:wrapTight wrapText="bothSides">
-              <wp:wrapPolygon edited="0">
-                <wp:start x="0" y="0"/>
-                <wp:lineTo x="0" y="21321"/>
-                <wp:lineTo x="21556" y="21321"/>
-                <wp:lineTo x="21556" y="0"/>
-                <wp:lineTo x="0" y="0"/>
-              </wp:wrapPolygon>
-            </wp:wrapTight>
-            <wp:docPr id="1315635459" name="Imagen 1"/>
+          <wp:inline distT="0" distB="0" distL="0" distR="0" wp14:anchorId="262E3781" wp14:editId="7CC2A201">
+            <wp:extent cx="5612130" cy="2678430"/>
+            <wp:effectExtent l="0" t="0" r="7620" b="7620"/>
+            <wp:docPr id="405200945" name="Imagen 1"/>
             <wp:cNvGraphicFramePr>
               <a:graphicFrameLocks xmlns:a="http://schemas.openxmlformats.org/drawingml/2006/main" noChangeAspect="1"/>
             </wp:cNvGraphicFramePr>
@@ -1158,17 +1169,11 @@
               <a:graphicData uri="http://schemas.openxmlformats.org/drawingml/2006/picture">
                 <pic:pic xmlns:pic="http://schemas.openxmlformats.org/drawingml/2006/picture">
                   <pic:nvPicPr>
-                    <pic:cNvPr id="1315635459" name=""/>
+                    <pic:cNvPr id="405200945" name=""/>
                     <pic:cNvPicPr/>
                   </pic:nvPicPr>
                   <pic:blipFill>
-                    <a:blip r:embed="rId15">
-                      <a:extLst>
-                        <a:ext uri="{28A0092B-C50C-407E-A947-70E740481C1C}">
-                          <a14:useLocalDpi xmlns:a14="http://schemas.microsoft.com/office/drawing/2010/main" val="0"/>
-                        </a:ext>
-                      </a:extLst>
-                    </a:blip>
+                    <a:blip r:embed="rId15"/>
                     <a:stretch>
                       <a:fillRect/>
                     </a:stretch>
@@ -1176,7 +1181,7 @@
                   <pic:spPr>
                     <a:xfrm>
                       <a:off x="0" y="0"/>
-                      <a:ext cx="5612130" cy="1428115"/>
+                      <a:ext cx="5612130" cy="2678430"/>
                     </a:xfrm>
                     <a:prstGeom prst="rect">
                       <a:avLst/>
@@ -1185,114 +1190,49 @@
                 </pic:pic>
               </a:graphicData>
             </a:graphic>
-          </wp:anchor>
+          </wp:inline>
         </w:drawing>
       </w:r>
-      <w:r>
-        <w:t xml:space="preserve">Al presionar el botón de </w:t>
-      </w:r>
+    </w:p>
+    <w:p/>
+    <w:p/>
+    <w:p>
+      <w:pPr>
+        <w:pStyle w:val="Ttulo2"/>
+        <w:numPr>
+          <w:ilvl w:val="0"/>
+          <w:numId w:val="6"/>
+        </w:numPr>
+      </w:pPr>
+      <w:r>
+        <w:lastRenderedPageBreak/>
+        <w:t>Tabla de errores</w:t>
+      </w:r>
+      <w:r>
+        <w:t xml:space="preserve"> Léxicos</w:t>
+      </w:r>
+    </w:p>
+    <w:p>
+      <w:r>
+        <w:t xml:space="preserve">Muestra los tokens que no pertenecen a un </w:t>
+      </w:r>
+      <w:r>
+        <w:t>patrón</w:t>
+      </w:r>
+      <w:r>
+        <w:t xml:space="preserve"> y el tipo de error que produce.</w:t>
+      </w:r>
+    </w:p>
+    <w:p>
       <w:r>
         <w:rPr>
-          <w:i/>
-          <w:iCs/>
-        </w:rPr>
-        <w:t>Historial Pacientes</w:t>
-      </w:r>
-      <w:r>
-        <w:rPr>
-          <w:i/>
-          <w:iCs/>
-        </w:rPr>
-        <w:t xml:space="preserve"> </w:t>
-      </w:r>
-      <w:r>
-        <w:t xml:space="preserve">se generara un </w:t>
-      </w:r>
-      <w:r>
-        <w:t xml:space="preserve">Archivo HTML Con los </w:t>
-      </w:r>
-      <w:r>
-        <w:t>médicos registrados en el archivo desde el archivo .med, mostrando su carga, especialidad y mas datos importantes</w:t>
-      </w:r>
-    </w:p>
-    <w:p/>
-    <w:p>
-      <w:pPr>
-        <w:rPr>
-          <w:b/>
-          <w:bCs/>
-        </w:rPr>
-      </w:pPr>
-    </w:p>
-    <w:p>
-      <w:pPr>
-        <w:rPr>
-          <w:b/>
-          <w:bCs/>
-        </w:rPr>
-      </w:pPr>
-    </w:p>
-    <w:p>
-      <w:pPr>
-        <w:pStyle w:val="Ttulo2"/>
-        <w:ind w:left="360"/>
-      </w:pPr>
-      <w:r>
-        <w:t>8)Generar Reporte: Citas Programadas</w:t>
-      </w:r>
-    </w:p>
-    <w:p>
-      <w:pPr>
-        <w:rPr>
-          <w:b/>
-          <w:bCs/>
-        </w:rPr>
-      </w:pPr>
-      <w:r>
-        <w:t xml:space="preserve">Al presionar el botón de </w:t>
-      </w:r>
-      <w:r>
-        <w:rPr>
-          <w:i/>
-          <w:iCs/>
-        </w:rPr>
-        <w:t>Historial Pacientes</w:t>
-      </w:r>
-      <w:r>
-        <w:rPr>
-          <w:i/>
-          <w:iCs/>
-        </w:rPr>
-        <w:t xml:space="preserve"> </w:t>
-      </w:r>
-      <w:r>
-        <w:t xml:space="preserve">se generara un </w:t>
-      </w:r>
-      <w:r>
-        <w:t>Archivo HTML Con l</w:t>
-      </w:r>
-      <w:r>
-        <w:t xml:space="preserve">as Citas </w:t>
-      </w:r>
-      <w:r>
-        <w:t xml:space="preserve">registrados desde el archivo .med, </w:t>
-      </w:r>
-      <w:r>
-        <w:t>Reporta si existen traslapes por hora o día.</w:t>
-      </w:r>
-      <w:r>
-        <w:br/>
-      </w:r>
-      <w:r>
-        <w:rPr>
-          <w:b/>
-          <w:bCs/>
+          <w:noProof/>
         </w:rPr>
         <w:drawing>
-          <wp:inline distT="0" distB="0" distL="0" distR="0" wp14:anchorId="320ED7C9" wp14:editId="37CF6B6C">
-            <wp:extent cx="5612130" cy="1281430"/>
-            <wp:effectExtent l="0" t="0" r="7620" b="0"/>
-            <wp:docPr id="1930700012" name="Imagen 1"/>
+          <wp:inline distT="0" distB="0" distL="0" distR="0" wp14:anchorId="6DBD3D52" wp14:editId="682FC4FA">
+            <wp:extent cx="5612130" cy="2620010"/>
+            <wp:effectExtent l="0" t="0" r="7620" b="8890"/>
+            <wp:docPr id="559295428" name="Imagen 1"/>
             <wp:cNvGraphicFramePr>
               <a:graphicFrameLocks xmlns:a="http://schemas.openxmlformats.org/drawingml/2006/main" noChangeAspect="1"/>
             </wp:cNvGraphicFramePr>
@@ -1300,7 +1240,7 @@
               <a:graphicData uri="http://schemas.openxmlformats.org/drawingml/2006/picture">
                 <pic:pic xmlns:pic="http://schemas.openxmlformats.org/drawingml/2006/picture">
                   <pic:nvPicPr>
-                    <pic:cNvPr id="1930700012" name=""/>
+                    <pic:cNvPr id="559295428" name=""/>
                     <pic:cNvPicPr/>
                   </pic:nvPicPr>
                   <pic:blipFill>
@@ -1312,7 +1252,7 @@
                   <pic:spPr>
                     <a:xfrm>
                       <a:off x="0" y="0"/>
-                      <a:ext cx="5612130" cy="1281430"/>
+                      <a:ext cx="5612130" cy="2620010"/>
                     </a:xfrm>
                     <a:prstGeom prst="rect">
                       <a:avLst/>
@@ -1327,66 +1267,31 @@
     </w:p>
     <w:p>
       <w:pPr>
+        <w:pStyle w:val="Ttulo2"/>
+        <w:numPr>
+          <w:ilvl w:val="0"/>
+          <w:numId w:val="6"/>
+        </w:numPr>
+      </w:pPr>
+      <w:r>
+        <w:t>Tabla de errores Sintácticos</w:t>
+      </w:r>
+    </w:p>
+    <w:p>
+      <w:r>
+        <w:t>Muestra los tokens que no pertenecen a una producción en especifico y la ubicación en el archivo</w:t>
+      </w:r>
+    </w:p>
+    <w:p>
+      <w:r>
         <w:rPr>
-          <w:b/>
-          <w:bCs/>
+          <w:noProof/>
         </w:rPr>
-      </w:pPr>
-    </w:p>
-    <w:p>
-      <w:pPr>
-        <w:pStyle w:val="Ttulo2"/>
-        <w:ind w:left="360"/>
-      </w:pPr>
-      <w:r>
-        <w:t>9)Generar Reporte: Hospital</w:t>
-      </w:r>
-    </w:p>
-    <w:p>
-      <w:r>
-        <w:t xml:space="preserve">Al presionar el botón de </w:t>
-      </w:r>
-      <w:r>
-        <w:rPr>
-          <w:i/>
-          <w:iCs/>
-        </w:rPr>
-        <w:t>Historial Pacientes</w:t>
-      </w:r>
-      <w:r>
-        <w:rPr>
-          <w:i/>
-          <w:iCs/>
-        </w:rPr>
-        <w:t xml:space="preserve"> </w:t>
-      </w:r>
-      <w:r>
-        <w:t xml:space="preserve">se generara un </w:t>
-      </w:r>
-      <w:r>
-        <w:t xml:space="preserve">Archivo HTML Con </w:t>
-      </w:r>
-      <w:r>
-        <w:t xml:space="preserve">Todos los datos del Hospital desde el </w:t>
-      </w:r>
-      <w:r>
-        <w:t xml:space="preserve">archivo .med, </w:t>
-      </w:r>
-      <w:r>
-        <w:t>Mostrara Indicadores clave</w:t>
-      </w:r>
-      <w:r>
-        <w:t xml:space="preserve"> y por especialidad</w:t>
-      </w:r>
-    </w:p>
-    <w:p/>
-    <w:p>
-      <w:r>
         <w:drawing>
-          <wp:inline distT="0" distB="0" distL="0" distR="0" wp14:anchorId="6355FF06" wp14:editId="6EBE56E1">
-            <wp:extent cx="5612130" cy="3114675"/>
-            <wp:effectExtent l="0" t="0" r="7620" b="9525"/>
-            <wp:docPr id="1523665702" name="Imagen 1"/>
+          <wp:inline distT="0" distB="0" distL="0" distR="0" wp14:anchorId="0013F49C" wp14:editId="189BB78D">
+            <wp:extent cx="3505689" cy="3315163"/>
+            <wp:effectExtent l="0" t="0" r="0" b="0"/>
+            <wp:docPr id="1892245679" name="Imagen 1"/>
             <wp:cNvGraphicFramePr>
               <a:graphicFrameLocks xmlns:a="http://schemas.openxmlformats.org/drawingml/2006/main" noChangeAspect="1"/>
             </wp:cNvGraphicFramePr>
@@ -1394,7 +1299,7 @@
               <a:graphicData uri="http://schemas.openxmlformats.org/drawingml/2006/picture">
                 <pic:pic xmlns:pic="http://schemas.openxmlformats.org/drawingml/2006/picture">
                   <pic:nvPicPr>
-                    <pic:cNvPr id="1523665702" name=""/>
+                    <pic:cNvPr id="1892245679" name=""/>
                     <pic:cNvPicPr/>
                   </pic:nvPicPr>
                   <pic:blipFill>
@@ -1406,7 +1311,7 @@
                   <pic:spPr>
                     <a:xfrm>
                       <a:off x="0" y="0"/>
-                      <a:ext cx="5612130" cy="3114675"/>
+                      <a:ext cx="3505689" cy="3315163"/>
                     </a:xfrm>
                     <a:prstGeom prst="rect">
                       <a:avLst/>
@@ -1419,61 +1324,54 @@
         </w:drawing>
       </w:r>
     </w:p>
+    <w:p/>
     <w:p>
       <w:pPr>
         <w:pStyle w:val="Ttulo2"/>
-        <w:ind w:left="360"/>
+        <w:numPr>
+          <w:ilvl w:val="0"/>
+          <w:numId w:val="6"/>
+        </w:numPr>
       </w:pPr>
       <w:r>
         <w:lastRenderedPageBreak/>
-        <w:t>10) Generar Reporte: Errores Lexicos</w:t>
-      </w:r>
-    </w:p>
-    <w:p>
-      <w:pPr>
+        <w:t>Reporte de KANBAN</w:t>
+      </w:r>
+    </w:p>
+    <w:p>
+      <w:r>
+        <w:t>Al Generar el report</w:t>
+      </w:r>
+      <w:r>
+        <w:t xml:space="preserve">e KANBAN, se </w:t>
+      </w:r>
+      <w:proofErr w:type="gramStart"/>
+      <w:r>
+        <w:t>generara</w:t>
+      </w:r>
+      <w:proofErr w:type="gramEnd"/>
+      <w:r>
+        <w:t xml:space="preserve"> un archivo PDF con el contenido registrado como prioridad </w:t>
+      </w:r>
+      <w:proofErr w:type="gramStart"/>
+      <w:r>
+        <w:t>baja,alta</w:t>
+      </w:r>
+      <w:proofErr w:type="gramEnd"/>
+      <w:r>
+        <w:t xml:space="preserve"> y media con sus respectivos encargados y la fecha limite</w:t>
+      </w:r>
+    </w:p>
+    <w:p>
+      <w:r>
         <w:rPr>
-          <w:b/>
-          <w:bCs/>
+          <w:noProof/>
         </w:rPr>
-      </w:pPr>
-      <w:r>
-        <w:t xml:space="preserve">Al presionar el botón de </w:t>
-      </w:r>
-      <w:r>
-        <w:rPr>
-          <w:i/>
-          <w:iCs/>
-        </w:rPr>
-        <w:t>Historial Pacientes</w:t>
-      </w:r>
-      <w:r>
-        <w:rPr>
-          <w:i/>
-          <w:iCs/>
-        </w:rPr>
-        <w:t xml:space="preserve"> </w:t>
-      </w:r>
-      <w:r>
-        <w:t xml:space="preserve">se generara un </w:t>
-      </w:r>
-      <w:r>
-        <w:t xml:space="preserve">Archivo HTML Con los </w:t>
-      </w:r>
-      <w:r>
-        <w:t xml:space="preserve">Errores Lexicos </w:t>
-      </w:r>
-      <w:r>
-        <w:t>registrados desde el archivo .med</w:t>
-      </w:r>
-      <w:r>
-        <w:t xml:space="preserve">. </w:t>
-      </w:r>
-      <w:r>
         <w:drawing>
-          <wp:inline distT="0" distB="0" distL="0" distR="0" wp14:anchorId="76D737E5" wp14:editId="69284E5B">
-            <wp:extent cx="5612130" cy="1271270"/>
-            <wp:effectExtent l="0" t="0" r="7620" b="5080"/>
-            <wp:docPr id="460724187" name="Imagen 1"/>
+          <wp:inline distT="0" distB="0" distL="0" distR="0" wp14:anchorId="13B2B12D" wp14:editId="13468093">
+            <wp:extent cx="5612130" cy="2517775"/>
+            <wp:effectExtent l="0" t="0" r="7620" b="0"/>
+            <wp:docPr id="687989334" name="Imagen 1"/>
             <wp:cNvGraphicFramePr>
               <a:graphicFrameLocks xmlns:a="http://schemas.openxmlformats.org/drawingml/2006/main" noChangeAspect="1"/>
             </wp:cNvGraphicFramePr>
@@ -1481,7 +1379,7 @@
               <a:graphicData uri="http://schemas.openxmlformats.org/drawingml/2006/picture">
                 <pic:pic xmlns:pic="http://schemas.openxmlformats.org/drawingml/2006/picture">
                   <pic:nvPicPr>
-                    <pic:cNvPr id="460724187" name=""/>
+                    <pic:cNvPr id="687989334" name=""/>
                     <pic:cNvPicPr/>
                   </pic:nvPicPr>
                   <pic:blipFill>
@@ -1493,7 +1391,7 @@
                   <pic:spPr>
                     <a:xfrm>
                       <a:off x="0" y="0"/>
-                      <a:ext cx="5612130" cy="1271270"/>
+                      <a:ext cx="5612130" cy="2517775"/>
                     </a:xfrm>
                     <a:prstGeom prst="rect">
                       <a:avLst/>
@@ -1508,17 +1406,159 @@
     </w:p>
     <w:p>
       <w:pPr>
+        <w:pStyle w:val="Ttulo2"/>
+        <w:numPr>
+          <w:ilvl w:val="0"/>
+          <w:numId w:val="6"/>
+        </w:numPr>
+      </w:pPr>
+      <w:r>
+        <w:t xml:space="preserve">Reporte de Carga por </w:t>
+      </w:r>
+      <w:proofErr w:type="gramStart"/>
+      <w:r>
+        <w:t>Responsable</w:t>
+      </w:r>
+      <w:proofErr w:type="gramEnd"/>
+    </w:p>
+    <w:p>
+      <w:pPr>
+        <w:pStyle w:val="Prrafodelista"/>
+        <w:numPr>
+          <w:ilvl w:val="0"/>
+          <w:numId w:val="6"/>
+        </w:numPr>
+      </w:pPr>
+      <w:r>
+        <w:t xml:space="preserve">Al Generar el reporte de Carga por responsable, se </w:t>
+      </w:r>
+      <w:proofErr w:type="gramStart"/>
+      <w:r>
+        <w:t>generara</w:t>
+      </w:r>
+      <w:proofErr w:type="gramEnd"/>
+      <w:r>
+        <w:t xml:space="preserve"> un archivo PDF con el contenido registrado como el nombre del encarhado, el numero de tareas y la cantidad de tareas asignadas</w:t>
+      </w:r>
+    </w:p>
+    <w:p>
+      <w:r>
         <w:rPr>
-          <w:b/>
-          <w:bCs/>
+          <w:noProof/>
         </w:rPr>
-      </w:pPr>
-    </w:p>
-    <w:p>
-      <w:pPr>
+        <w:drawing>
+          <wp:inline distT="0" distB="0" distL="0" distR="0" wp14:anchorId="3E2D6B89" wp14:editId="3DE5DF2B">
+            <wp:extent cx="5612130" cy="1760855"/>
+            <wp:effectExtent l="0" t="0" r="7620" b="0"/>
+            <wp:docPr id="1937672075" name="Imagen 1"/>
+            <wp:cNvGraphicFramePr>
+              <a:graphicFrameLocks xmlns:a="http://schemas.openxmlformats.org/drawingml/2006/main" noChangeAspect="1"/>
+            </wp:cNvGraphicFramePr>
+            <a:graphic xmlns:a="http://schemas.openxmlformats.org/drawingml/2006/main">
+              <a:graphicData uri="http://schemas.openxmlformats.org/drawingml/2006/picture">
+                <pic:pic xmlns:pic="http://schemas.openxmlformats.org/drawingml/2006/picture">
+                  <pic:nvPicPr>
+                    <pic:cNvPr id="1937672075" name=""/>
+                    <pic:cNvPicPr/>
+                  </pic:nvPicPr>
+                  <pic:blipFill>
+                    <a:blip r:embed="rId19"/>
+                    <a:stretch>
+                      <a:fillRect/>
+                    </a:stretch>
+                  </pic:blipFill>
+                  <pic:spPr>
+                    <a:xfrm>
+                      <a:off x="0" y="0"/>
+                      <a:ext cx="5612130" cy="1760855"/>
+                    </a:xfrm>
+                    <a:prstGeom prst="rect">
+                      <a:avLst/>
+                    </a:prstGeom>
+                  </pic:spPr>
+                </pic:pic>
+              </a:graphicData>
+            </a:graphic>
+          </wp:inline>
+        </w:drawing>
+      </w:r>
+    </w:p>
+    <w:p>
+      <w:pPr>
+        <w:pStyle w:val="Ttulo2"/>
+        <w:ind w:left="360"/>
+      </w:pPr>
+      <w:r>
+        <w:t>10) Reporte de Errores léxicos y sintacticos</w:t>
+      </w:r>
+    </w:p>
+    <w:p>
+      <w:r>
+        <w:t xml:space="preserve">Al Generar el reporte de Errores, se </w:t>
+      </w:r>
+      <w:proofErr w:type="gramStart"/>
+      <w:r>
+        <w:t>generara</w:t>
+      </w:r>
+      <w:proofErr w:type="gramEnd"/>
+      <w:r>
+        <w:t xml:space="preserve"> un archivo PDF con el contenido registrado como una tabla para los errores léxicos y sintacticos</w:t>
+      </w:r>
+    </w:p>
+    <w:p/>
+    <w:p>
+      <w:r>
         <w:rPr>
-          <w:b/>
-          <w:bCs/>
+          <w:noProof/>
+        </w:rPr>
+        <w:lastRenderedPageBreak/>
+        <w:drawing>
+          <wp:inline distT="0" distB="0" distL="0" distR="0" wp14:anchorId="36CE9819" wp14:editId="23234120">
+            <wp:extent cx="5612130" cy="2776855"/>
+            <wp:effectExtent l="0" t="0" r="7620" b="4445"/>
+            <wp:docPr id="1636455645" name="Imagen 1"/>
+            <wp:cNvGraphicFramePr>
+              <a:graphicFrameLocks xmlns:a="http://schemas.openxmlformats.org/drawingml/2006/main" noChangeAspect="1"/>
+            </wp:cNvGraphicFramePr>
+            <a:graphic xmlns:a="http://schemas.openxmlformats.org/drawingml/2006/main">
+              <a:graphicData uri="http://schemas.openxmlformats.org/drawingml/2006/picture">
+                <pic:pic xmlns:pic="http://schemas.openxmlformats.org/drawingml/2006/picture">
+                  <pic:nvPicPr>
+                    <pic:cNvPr id="1636455645" name=""/>
+                    <pic:cNvPicPr/>
+                  </pic:nvPicPr>
+                  <pic:blipFill>
+                    <a:blip r:embed="rId20"/>
+                    <a:stretch>
+                      <a:fillRect/>
+                    </a:stretch>
+                  </pic:blipFill>
+                  <pic:spPr>
+                    <a:xfrm>
+                      <a:off x="0" y="0"/>
+                      <a:ext cx="5612130" cy="2776855"/>
+                    </a:xfrm>
+                    <a:prstGeom prst="rect">
+                      <a:avLst/>
+                    </a:prstGeom>
+                  </pic:spPr>
+                </pic:pic>
+              </a:graphicData>
+            </a:graphic>
+          </wp:inline>
+        </w:drawing>
+      </w:r>
+    </w:p>
+    <w:p/>
+    <w:p/>
+    <w:p/>
+    <w:p>
+      <w:pPr>
+        <w:rPr>
+          <w:rFonts w:asciiTheme="majorHAnsi" w:eastAsiaTheme="majorEastAsia" w:hAnsiTheme="majorHAnsi" w:cstheme="majorBidi"/>
+          <w:color w:val="0F4761" w:themeColor="accent1" w:themeShade="BF"/>
+          <w:sz w:val="32"/>
+          <w:szCs w:val="32"/>
         </w:rPr>
       </w:pPr>
     </w:p>
@@ -1632,6 +1672,95 @@
     </w:lvl>
   </w:abstractNum>
   <w:abstractNum w:abstractNumId="1" w15:restartNumberingAfterBreak="0">
+    <w:nsid w:val="086415A1"/>
+    <w:multiLevelType w:val="hybridMultilevel"/>
+    <w:tmpl w:val="D7E8825C"/>
+    <w:lvl w:ilvl="0" w:tplc="FFFFFFFF">
+      <w:start w:val="1"/>
+      <w:numFmt w:val="decimal"/>
+      <w:lvlText w:val="%1)"/>
+      <w:lvlJc w:val="left"/>
+      <w:pPr>
+        <w:ind w:left="720" w:hanging="360"/>
+      </w:pPr>
+      <w:rPr>
+        <w:rFonts w:hint="default"/>
+      </w:rPr>
+    </w:lvl>
+    <w:lvl w:ilvl="1" w:tplc="FFFFFFFF" w:tentative="1">
+      <w:start w:val="1"/>
+      <w:numFmt w:val="lowerLetter"/>
+      <w:lvlText w:val="%2."/>
+      <w:lvlJc w:val="left"/>
+      <w:pPr>
+        <w:ind w:left="1440" w:hanging="360"/>
+      </w:pPr>
+    </w:lvl>
+    <w:lvl w:ilvl="2" w:tplc="FFFFFFFF" w:tentative="1">
+      <w:start w:val="1"/>
+      <w:numFmt w:val="lowerRoman"/>
+      <w:lvlText w:val="%3."/>
+      <w:lvlJc w:val="right"/>
+      <w:pPr>
+        <w:ind w:left="2160" w:hanging="180"/>
+      </w:pPr>
+    </w:lvl>
+    <w:lvl w:ilvl="3" w:tplc="FFFFFFFF" w:tentative="1">
+      <w:start w:val="1"/>
+      <w:numFmt w:val="decimal"/>
+      <w:lvlText w:val="%4."/>
+      <w:lvlJc w:val="left"/>
+      <w:pPr>
+        <w:ind w:left="2880" w:hanging="360"/>
+      </w:pPr>
+    </w:lvl>
+    <w:lvl w:ilvl="4" w:tplc="FFFFFFFF" w:tentative="1">
+      <w:start w:val="1"/>
+      <w:numFmt w:val="lowerLetter"/>
+      <w:lvlText w:val="%5."/>
+      <w:lvlJc w:val="left"/>
+      <w:pPr>
+        <w:ind w:left="3600" w:hanging="360"/>
+      </w:pPr>
+    </w:lvl>
+    <w:lvl w:ilvl="5" w:tplc="FFFFFFFF" w:tentative="1">
+      <w:start w:val="1"/>
+      <w:numFmt w:val="lowerRoman"/>
+      <w:lvlText w:val="%6."/>
+      <w:lvlJc w:val="right"/>
+      <w:pPr>
+        <w:ind w:left="4320" w:hanging="180"/>
+      </w:pPr>
+    </w:lvl>
+    <w:lvl w:ilvl="6" w:tplc="FFFFFFFF" w:tentative="1">
+      <w:start w:val="1"/>
+      <w:numFmt w:val="decimal"/>
+      <w:lvlText w:val="%7."/>
+      <w:lvlJc w:val="left"/>
+      <w:pPr>
+        <w:ind w:left="5040" w:hanging="360"/>
+      </w:pPr>
+    </w:lvl>
+    <w:lvl w:ilvl="7" w:tplc="FFFFFFFF" w:tentative="1">
+      <w:start w:val="1"/>
+      <w:numFmt w:val="lowerLetter"/>
+      <w:lvlText w:val="%8."/>
+      <w:lvlJc w:val="left"/>
+      <w:pPr>
+        <w:ind w:left="5760" w:hanging="360"/>
+      </w:pPr>
+    </w:lvl>
+    <w:lvl w:ilvl="8" w:tplc="FFFFFFFF" w:tentative="1">
+      <w:start w:val="1"/>
+      <w:numFmt w:val="lowerRoman"/>
+      <w:lvlText w:val="%9."/>
+      <w:lvlJc w:val="right"/>
+      <w:pPr>
+        <w:ind w:left="6480" w:hanging="180"/>
+      </w:pPr>
+    </w:lvl>
+  </w:abstractNum>
+  <w:abstractNum w:abstractNumId="2" w15:restartNumberingAfterBreak="0">
     <w:nsid w:val="0C787B31"/>
     <w:multiLevelType w:val="hybridMultilevel"/>
     <w:tmpl w:val="D7E8825C"/>
@@ -1720,7 +1849,7 @@
       </w:pPr>
     </w:lvl>
   </w:abstractNum>
-  <w:abstractNum w:abstractNumId="2" w15:restartNumberingAfterBreak="0">
+  <w:abstractNum w:abstractNumId="3" w15:restartNumberingAfterBreak="0">
     <w:nsid w:val="1218515C"/>
     <w:multiLevelType w:val="hybridMultilevel"/>
     <w:tmpl w:val="D7E8825C"/>
@@ -1809,7 +1938,7 @@
       </w:pPr>
     </w:lvl>
   </w:abstractNum>
-  <w:abstractNum w:abstractNumId="3" w15:restartNumberingAfterBreak="0">
+  <w:abstractNum w:abstractNumId="4" w15:restartNumberingAfterBreak="0">
     <w:nsid w:val="18994FF7"/>
     <w:multiLevelType w:val="hybridMultilevel"/>
     <w:tmpl w:val="FC168298"/>
@@ -1898,7 +2027,7 @@
       </w:pPr>
     </w:lvl>
   </w:abstractNum>
-  <w:abstractNum w:abstractNumId="4" w15:restartNumberingAfterBreak="0">
+  <w:abstractNum w:abstractNumId="5" w15:restartNumberingAfterBreak="0">
     <w:nsid w:val="280A3399"/>
     <w:multiLevelType w:val="hybridMultilevel"/>
     <w:tmpl w:val="D7E8825C"/>
@@ -1987,7 +2116,274 @@
       </w:pPr>
     </w:lvl>
   </w:abstractNum>
-  <w:abstractNum w:abstractNumId="5" w15:restartNumberingAfterBreak="0">
+  <w:abstractNum w:abstractNumId="6" w15:restartNumberingAfterBreak="0">
+    <w:nsid w:val="2B367EE6"/>
+    <w:multiLevelType w:val="hybridMultilevel"/>
+    <w:tmpl w:val="D7E8825C"/>
+    <w:lvl w:ilvl="0" w:tplc="FFFFFFFF">
+      <w:start w:val="1"/>
+      <w:numFmt w:val="decimal"/>
+      <w:lvlText w:val="%1)"/>
+      <w:lvlJc w:val="left"/>
+      <w:pPr>
+        <w:ind w:left="720" w:hanging="360"/>
+      </w:pPr>
+      <w:rPr>
+        <w:rFonts w:hint="default"/>
+      </w:rPr>
+    </w:lvl>
+    <w:lvl w:ilvl="1" w:tplc="FFFFFFFF" w:tentative="1">
+      <w:start w:val="1"/>
+      <w:numFmt w:val="lowerLetter"/>
+      <w:lvlText w:val="%2."/>
+      <w:lvlJc w:val="left"/>
+      <w:pPr>
+        <w:ind w:left="1440" w:hanging="360"/>
+      </w:pPr>
+    </w:lvl>
+    <w:lvl w:ilvl="2" w:tplc="FFFFFFFF" w:tentative="1">
+      <w:start w:val="1"/>
+      <w:numFmt w:val="lowerRoman"/>
+      <w:lvlText w:val="%3."/>
+      <w:lvlJc w:val="right"/>
+      <w:pPr>
+        <w:ind w:left="2160" w:hanging="180"/>
+      </w:pPr>
+    </w:lvl>
+    <w:lvl w:ilvl="3" w:tplc="FFFFFFFF" w:tentative="1">
+      <w:start w:val="1"/>
+      <w:numFmt w:val="decimal"/>
+      <w:lvlText w:val="%4."/>
+      <w:lvlJc w:val="left"/>
+      <w:pPr>
+        <w:ind w:left="2880" w:hanging="360"/>
+      </w:pPr>
+    </w:lvl>
+    <w:lvl w:ilvl="4" w:tplc="FFFFFFFF" w:tentative="1">
+      <w:start w:val="1"/>
+      <w:numFmt w:val="lowerLetter"/>
+      <w:lvlText w:val="%5."/>
+      <w:lvlJc w:val="left"/>
+      <w:pPr>
+        <w:ind w:left="3600" w:hanging="360"/>
+      </w:pPr>
+    </w:lvl>
+    <w:lvl w:ilvl="5" w:tplc="FFFFFFFF" w:tentative="1">
+      <w:start w:val="1"/>
+      <w:numFmt w:val="lowerRoman"/>
+      <w:lvlText w:val="%6."/>
+      <w:lvlJc w:val="right"/>
+      <w:pPr>
+        <w:ind w:left="4320" w:hanging="180"/>
+      </w:pPr>
+    </w:lvl>
+    <w:lvl w:ilvl="6" w:tplc="FFFFFFFF" w:tentative="1">
+      <w:start w:val="1"/>
+      <w:numFmt w:val="decimal"/>
+      <w:lvlText w:val="%7."/>
+      <w:lvlJc w:val="left"/>
+      <w:pPr>
+        <w:ind w:left="5040" w:hanging="360"/>
+      </w:pPr>
+    </w:lvl>
+    <w:lvl w:ilvl="7" w:tplc="FFFFFFFF" w:tentative="1">
+      <w:start w:val="1"/>
+      <w:numFmt w:val="lowerLetter"/>
+      <w:lvlText w:val="%8."/>
+      <w:lvlJc w:val="left"/>
+      <w:pPr>
+        <w:ind w:left="5760" w:hanging="360"/>
+      </w:pPr>
+    </w:lvl>
+    <w:lvl w:ilvl="8" w:tplc="FFFFFFFF" w:tentative="1">
+      <w:start w:val="1"/>
+      <w:numFmt w:val="lowerRoman"/>
+      <w:lvlText w:val="%9."/>
+      <w:lvlJc w:val="right"/>
+      <w:pPr>
+        <w:ind w:left="6480" w:hanging="180"/>
+      </w:pPr>
+    </w:lvl>
+  </w:abstractNum>
+  <w:abstractNum w:abstractNumId="7" w15:restartNumberingAfterBreak="0">
+    <w:nsid w:val="2EE36FDE"/>
+    <w:multiLevelType w:val="hybridMultilevel"/>
+    <w:tmpl w:val="D7E8825C"/>
+    <w:lvl w:ilvl="0" w:tplc="FFFFFFFF">
+      <w:start w:val="1"/>
+      <w:numFmt w:val="decimal"/>
+      <w:lvlText w:val="%1)"/>
+      <w:lvlJc w:val="left"/>
+      <w:pPr>
+        <w:ind w:left="720" w:hanging="360"/>
+      </w:pPr>
+      <w:rPr>
+        <w:rFonts w:hint="default"/>
+      </w:rPr>
+    </w:lvl>
+    <w:lvl w:ilvl="1" w:tplc="FFFFFFFF" w:tentative="1">
+      <w:start w:val="1"/>
+      <w:numFmt w:val="lowerLetter"/>
+      <w:lvlText w:val="%2."/>
+      <w:lvlJc w:val="left"/>
+      <w:pPr>
+        <w:ind w:left="1440" w:hanging="360"/>
+      </w:pPr>
+    </w:lvl>
+    <w:lvl w:ilvl="2" w:tplc="FFFFFFFF" w:tentative="1">
+      <w:start w:val="1"/>
+      <w:numFmt w:val="lowerRoman"/>
+      <w:lvlText w:val="%3."/>
+      <w:lvlJc w:val="right"/>
+      <w:pPr>
+        <w:ind w:left="2160" w:hanging="180"/>
+      </w:pPr>
+    </w:lvl>
+    <w:lvl w:ilvl="3" w:tplc="FFFFFFFF" w:tentative="1">
+      <w:start w:val="1"/>
+      <w:numFmt w:val="decimal"/>
+      <w:lvlText w:val="%4."/>
+      <w:lvlJc w:val="left"/>
+      <w:pPr>
+        <w:ind w:left="2880" w:hanging="360"/>
+      </w:pPr>
+    </w:lvl>
+    <w:lvl w:ilvl="4" w:tplc="FFFFFFFF" w:tentative="1">
+      <w:start w:val="1"/>
+      <w:numFmt w:val="lowerLetter"/>
+      <w:lvlText w:val="%5."/>
+      <w:lvlJc w:val="left"/>
+      <w:pPr>
+        <w:ind w:left="3600" w:hanging="360"/>
+      </w:pPr>
+    </w:lvl>
+    <w:lvl w:ilvl="5" w:tplc="FFFFFFFF" w:tentative="1">
+      <w:start w:val="1"/>
+      <w:numFmt w:val="lowerRoman"/>
+      <w:lvlText w:val="%6."/>
+      <w:lvlJc w:val="right"/>
+      <w:pPr>
+        <w:ind w:left="4320" w:hanging="180"/>
+      </w:pPr>
+    </w:lvl>
+    <w:lvl w:ilvl="6" w:tplc="FFFFFFFF" w:tentative="1">
+      <w:start w:val="1"/>
+      <w:numFmt w:val="decimal"/>
+      <w:lvlText w:val="%7."/>
+      <w:lvlJc w:val="left"/>
+      <w:pPr>
+        <w:ind w:left="5040" w:hanging="360"/>
+      </w:pPr>
+    </w:lvl>
+    <w:lvl w:ilvl="7" w:tplc="FFFFFFFF" w:tentative="1">
+      <w:start w:val="1"/>
+      <w:numFmt w:val="lowerLetter"/>
+      <w:lvlText w:val="%8."/>
+      <w:lvlJc w:val="left"/>
+      <w:pPr>
+        <w:ind w:left="5760" w:hanging="360"/>
+      </w:pPr>
+    </w:lvl>
+    <w:lvl w:ilvl="8" w:tplc="FFFFFFFF" w:tentative="1">
+      <w:start w:val="1"/>
+      <w:numFmt w:val="lowerRoman"/>
+      <w:lvlText w:val="%9."/>
+      <w:lvlJc w:val="right"/>
+      <w:pPr>
+        <w:ind w:left="6480" w:hanging="180"/>
+      </w:pPr>
+    </w:lvl>
+  </w:abstractNum>
+  <w:abstractNum w:abstractNumId="8" w15:restartNumberingAfterBreak="0">
+    <w:nsid w:val="35C57398"/>
+    <w:multiLevelType w:val="hybridMultilevel"/>
+    <w:tmpl w:val="D7E8825C"/>
+    <w:lvl w:ilvl="0" w:tplc="FFFFFFFF">
+      <w:start w:val="1"/>
+      <w:numFmt w:val="decimal"/>
+      <w:lvlText w:val="%1)"/>
+      <w:lvlJc w:val="left"/>
+      <w:pPr>
+        <w:ind w:left="720" w:hanging="360"/>
+      </w:pPr>
+      <w:rPr>
+        <w:rFonts w:hint="default"/>
+      </w:rPr>
+    </w:lvl>
+    <w:lvl w:ilvl="1" w:tplc="FFFFFFFF" w:tentative="1">
+      <w:start w:val="1"/>
+      <w:numFmt w:val="lowerLetter"/>
+      <w:lvlText w:val="%2."/>
+      <w:lvlJc w:val="left"/>
+      <w:pPr>
+        <w:ind w:left="1440" w:hanging="360"/>
+      </w:pPr>
+    </w:lvl>
+    <w:lvl w:ilvl="2" w:tplc="FFFFFFFF" w:tentative="1">
+      <w:start w:val="1"/>
+      <w:numFmt w:val="lowerRoman"/>
+      <w:lvlText w:val="%3."/>
+      <w:lvlJc w:val="right"/>
+      <w:pPr>
+        <w:ind w:left="2160" w:hanging="180"/>
+      </w:pPr>
+    </w:lvl>
+    <w:lvl w:ilvl="3" w:tplc="FFFFFFFF" w:tentative="1">
+      <w:start w:val="1"/>
+      <w:numFmt w:val="decimal"/>
+      <w:lvlText w:val="%4."/>
+      <w:lvlJc w:val="left"/>
+      <w:pPr>
+        <w:ind w:left="2880" w:hanging="360"/>
+      </w:pPr>
+    </w:lvl>
+    <w:lvl w:ilvl="4" w:tplc="FFFFFFFF" w:tentative="1">
+      <w:start w:val="1"/>
+      <w:numFmt w:val="lowerLetter"/>
+      <w:lvlText w:val="%5."/>
+      <w:lvlJc w:val="left"/>
+      <w:pPr>
+        <w:ind w:left="3600" w:hanging="360"/>
+      </w:pPr>
+    </w:lvl>
+    <w:lvl w:ilvl="5" w:tplc="FFFFFFFF" w:tentative="1">
+      <w:start w:val="1"/>
+      <w:numFmt w:val="lowerRoman"/>
+      <w:lvlText w:val="%6."/>
+      <w:lvlJc w:val="right"/>
+      <w:pPr>
+        <w:ind w:left="4320" w:hanging="180"/>
+      </w:pPr>
+    </w:lvl>
+    <w:lvl w:ilvl="6" w:tplc="FFFFFFFF" w:tentative="1">
+      <w:start w:val="1"/>
+      <w:numFmt w:val="decimal"/>
+      <w:lvlText w:val="%7."/>
+      <w:lvlJc w:val="left"/>
+      <w:pPr>
+        <w:ind w:left="5040" w:hanging="360"/>
+      </w:pPr>
+    </w:lvl>
+    <w:lvl w:ilvl="7" w:tplc="FFFFFFFF" w:tentative="1">
+      <w:start w:val="1"/>
+      <w:numFmt w:val="lowerLetter"/>
+      <w:lvlText w:val="%8."/>
+      <w:lvlJc w:val="left"/>
+      <w:pPr>
+        <w:ind w:left="5760" w:hanging="360"/>
+      </w:pPr>
+    </w:lvl>
+    <w:lvl w:ilvl="8" w:tplc="FFFFFFFF" w:tentative="1">
+      <w:start w:val="1"/>
+      <w:numFmt w:val="lowerRoman"/>
+      <w:lvlText w:val="%9."/>
+      <w:lvlJc w:val="right"/>
+      <w:pPr>
+        <w:ind w:left="6480" w:hanging="180"/>
+      </w:pPr>
+    </w:lvl>
+  </w:abstractNum>
+  <w:abstractNum w:abstractNumId="9" w15:restartNumberingAfterBreak="0">
     <w:nsid w:val="37420C95"/>
     <w:multiLevelType w:val="hybridMultilevel"/>
     <w:tmpl w:val="D7E8825C"/>
@@ -2076,7 +2472,7 @@
       </w:pPr>
     </w:lvl>
   </w:abstractNum>
-  <w:abstractNum w:abstractNumId="6" w15:restartNumberingAfterBreak="0">
+  <w:abstractNum w:abstractNumId="10" w15:restartNumberingAfterBreak="0">
     <w:nsid w:val="37DD6774"/>
     <w:multiLevelType w:val="hybridMultilevel"/>
     <w:tmpl w:val="D7E8825C"/>
@@ -2165,7 +2561,7 @@
       </w:pPr>
     </w:lvl>
   </w:abstractNum>
-  <w:abstractNum w:abstractNumId="7" w15:restartNumberingAfterBreak="0">
+  <w:abstractNum w:abstractNumId="11" w15:restartNumberingAfterBreak="0">
     <w:nsid w:val="3FD34510"/>
     <w:multiLevelType w:val="hybridMultilevel"/>
     <w:tmpl w:val="7E562764"/>
@@ -2254,7 +2650,185 @@
       </w:pPr>
     </w:lvl>
   </w:abstractNum>
-  <w:abstractNum w:abstractNumId="8" w15:restartNumberingAfterBreak="0">
+  <w:abstractNum w:abstractNumId="12" w15:restartNumberingAfterBreak="0">
+    <w:nsid w:val="47AF562B"/>
+    <w:multiLevelType w:val="hybridMultilevel"/>
+    <w:tmpl w:val="D7E8825C"/>
+    <w:lvl w:ilvl="0" w:tplc="FFFFFFFF">
+      <w:start w:val="1"/>
+      <w:numFmt w:val="decimal"/>
+      <w:lvlText w:val="%1)"/>
+      <w:lvlJc w:val="left"/>
+      <w:pPr>
+        <w:ind w:left="720" w:hanging="360"/>
+      </w:pPr>
+      <w:rPr>
+        <w:rFonts w:hint="default"/>
+      </w:rPr>
+    </w:lvl>
+    <w:lvl w:ilvl="1" w:tplc="FFFFFFFF" w:tentative="1">
+      <w:start w:val="1"/>
+      <w:numFmt w:val="lowerLetter"/>
+      <w:lvlText w:val="%2."/>
+      <w:lvlJc w:val="left"/>
+      <w:pPr>
+        <w:ind w:left="1440" w:hanging="360"/>
+      </w:pPr>
+    </w:lvl>
+    <w:lvl w:ilvl="2" w:tplc="FFFFFFFF" w:tentative="1">
+      <w:start w:val="1"/>
+      <w:numFmt w:val="lowerRoman"/>
+      <w:lvlText w:val="%3."/>
+      <w:lvlJc w:val="right"/>
+      <w:pPr>
+        <w:ind w:left="2160" w:hanging="180"/>
+      </w:pPr>
+    </w:lvl>
+    <w:lvl w:ilvl="3" w:tplc="FFFFFFFF" w:tentative="1">
+      <w:start w:val="1"/>
+      <w:numFmt w:val="decimal"/>
+      <w:lvlText w:val="%4."/>
+      <w:lvlJc w:val="left"/>
+      <w:pPr>
+        <w:ind w:left="2880" w:hanging="360"/>
+      </w:pPr>
+    </w:lvl>
+    <w:lvl w:ilvl="4" w:tplc="FFFFFFFF" w:tentative="1">
+      <w:start w:val="1"/>
+      <w:numFmt w:val="lowerLetter"/>
+      <w:lvlText w:val="%5."/>
+      <w:lvlJc w:val="left"/>
+      <w:pPr>
+        <w:ind w:left="3600" w:hanging="360"/>
+      </w:pPr>
+    </w:lvl>
+    <w:lvl w:ilvl="5" w:tplc="FFFFFFFF" w:tentative="1">
+      <w:start w:val="1"/>
+      <w:numFmt w:val="lowerRoman"/>
+      <w:lvlText w:val="%6."/>
+      <w:lvlJc w:val="right"/>
+      <w:pPr>
+        <w:ind w:left="4320" w:hanging="180"/>
+      </w:pPr>
+    </w:lvl>
+    <w:lvl w:ilvl="6" w:tplc="FFFFFFFF" w:tentative="1">
+      <w:start w:val="1"/>
+      <w:numFmt w:val="decimal"/>
+      <w:lvlText w:val="%7."/>
+      <w:lvlJc w:val="left"/>
+      <w:pPr>
+        <w:ind w:left="5040" w:hanging="360"/>
+      </w:pPr>
+    </w:lvl>
+    <w:lvl w:ilvl="7" w:tplc="FFFFFFFF" w:tentative="1">
+      <w:start w:val="1"/>
+      <w:numFmt w:val="lowerLetter"/>
+      <w:lvlText w:val="%8."/>
+      <w:lvlJc w:val="left"/>
+      <w:pPr>
+        <w:ind w:left="5760" w:hanging="360"/>
+      </w:pPr>
+    </w:lvl>
+    <w:lvl w:ilvl="8" w:tplc="FFFFFFFF" w:tentative="1">
+      <w:start w:val="1"/>
+      <w:numFmt w:val="lowerRoman"/>
+      <w:lvlText w:val="%9."/>
+      <w:lvlJc w:val="right"/>
+      <w:pPr>
+        <w:ind w:left="6480" w:hanging="180"/>
+      </w:pPr>
+    </w:lvl>
+  </w:abstractNum>
+  <w:abstractNum w:abstractNumId="13" w15:restartNumberingAfterBreak="0">
+    <w:nsid w:val="49A80836"/>
+    <w:multiLevelType w:val="hybridMultilevel"/>
+    <w:tmpl w:val="D7E8825C"/>
+    <w:lvl w:ilvl="0" w:tplc="FFFFFFFF">
+      <w:start w:val="1"/>
+      <w:numFmt w:val="decimal"/>
+      <w:lvlText w:val="%1)"/>
+      <w:lvlJc w:val="left"/>
+      <w:pPr>
+        <w:ind w:left="720" w:hanging="360"/>
+      </w:pPr>
+      <w:rPr>
+        <w:rFonts w:hint="default"/>
+      </w:rPr>
+    </w:lvl>
+    <w:lvl w:ilvl="1" w:tplc="FFFFFFFF" w:tentative="1">
+      <w:start w:val="1"/>
+      <w:numFmt w:val="lowerLetter"/>
+      <w:lvlText w:val="%2."/>
+      <w:lvlJc w:val="left"/>
+      <w:pPr>
+        <w:ind w:left="1440" w:hanging="360"/>
+      </w:pPr>
+    </w:lvl>
+    <w:lvl w:ilvl="2" w:tplc="FFFFFFFF" w:tentative="1">
+      <w:start w:val="1"/>
+      <w:numFmt w:val="lowerRoman"/>
+      <w:lvlText w:val="%3."/>
+      <w:lvlJc w:val="right"/>
+      <w:pPr>
+        <w:ind w:left="2160" w:hanging="180"/>
+      </w:pPr>
+    </w:lvl>
+    <w:lvl w:ilvl="3" w:tplc="FFFFFFFF" w:tentative="1">
+      <w:start w:val="1"/>
+      <w:numFmt w:val="decimal"/>
+      <w:lvlText w:val="%4."/>
+      <w:lvlJc w:val="left"/>
+      <w:pPr>
+        <w:ind w:left="2880" w:hanging="360"/>
+      </w:pPr>
+    </w:lvl>
+    <w:lvl w:ilvl="4" w:tplc="FFFFFFFF" w:tentative="1">
+      <w:start w:val="1"/>
+      <w:numFmt w:val="lowerLetter"/>
+      <w:lvlText w:val="%5."/>
+      <w:lvlJc w:val="left"/>
+      <w:pPr>
+        <w:ind w:left="3600" w:hanging="360"/>
+      </w:pPr>
+    </w:lvl>
+    <w:lvl w:ilvl="5" w:tplc="FFFFFFFF" w:tentative="1">
+      <w:start w:val="1"/>
+      <w:numFmt w:val="lowerRoman"/>
+      <w:lvlText w:val="%6."/>
+      <w:lvlJc w:val="right"/>
+      <w:pPr>
+        <w:ind w:left="4320" w:hanging="180"/>
+      </w:pPr>
+    </w:lvl>
+    <w:lvl w:ilvl="6" w:tplc="FFFFFFFF" w:tentative="1">
+      <w:start w:val="1"/>
+      <w:numFmt w:val="decimal"/>
+      <w:lvlText w:val="%7."/>
+      <w:lvlJc w:val="left"/>
+      <w:pPr>
+        <w:ind w:left="5040" w:hanging="360"/>
+      </w:pPr>
+    </w:lvl>
+    <w:lvl w:ilvl="7" w:tplc="FFFFFFFF" w:tentative="1">
+      <w:start w:val="1"/>
+      <w:numFmt w:val="lowerLetter"/>
+      <w:lvlText w:val="%8."/>
+      <w:lvlJc w:val="left"/>
+      <w:pPr>
+        <w:ind w:left="5760" w:hanging="360"/>
+      </w:pPr>
+    </w:lvl>
+    <w:lvl w:ilvl="8" w:tplc="FFFFFFFF" w:tentative="1">
+      <w:start w:val="1"/>
+      <w:numFmt w:val="lowerRoman"/>
+      <w:lvlText w:val="%9."/>
+      <w:lvlJc w:val="right"/>
+      <w:pPr>
+        <w:ind w:left="6480" w:hanging="180"/>
+      </w:pPr>
+    </w:lvl>
+  </w:abstractNum>
+  <w:abstractNum w:abstractNumId="14" w15:restartNumberingAfterBreak="0">
     <w:nsid w:val="4E457058"/>
     <w:multiLevelType w:val="multilevel"/>
     <w:tmpl w:val="F7C87EFE"/>
@@ -2372,7 +2946,7 @@
       </w:rPr>
     </w:lvl>
   </w:abstractNum>
-  <w:abstractNum w:abstractNumId="9" w15:restartNumberingAfterBreak="0">
+  <w:abstractNum w:abstractNumId="15" w15:restartNumberingAfterBreak="0">
     <w:nsid w:val="70844CAF"/>
     <w:multiLevelType w:val="hybridMultilevel"/>
     <w:tmpl w:val="516E67E6"/>
@@ -2461,7 +3035,7 @@
       </w:pPr>
     </w:lvl>
   </w:abstractNum>
-  <w:abstractNum w:abstractNumId="10" w15:restartNumberingAfterBreak="0">
+  <w:abstractNum w:abstractNumId="16" w15:restartNumberingAfterBreak="0">
     <w:nsid w:val="7359666A"/>
     <w:multiLevelType w:val="hybridMultilevel"/>
     <w:tmpl w:val="D7E8825C"/>
@@ -2550,7 +3124,7 @@
       </w:pPr>
     </w:lvl>
   </w:abstractNum>
-  <w:abstractNum w:abstractNumId="11" w15:restartNumberingAfterBreak="0">
+  <w:abstractNum w:abstractNumId="17" w15:restartNumberingAfterBreak="0">
     <w:nsid w:val="74081CDE"/>
     <w:multiLevelType w:val="hybridMultilevel"/>
     <w:tmpl w:val="D7E8825C"/>
@@ -2639,7 +3213,7 @@
       </w:pPr>
     </w:lvl>
   </w:abstractNum>
-  <w:abstractNum w:abstractNumId="12" w15:restartNumberingAfterBreak="0">
+  <w:abstractNum w:abstractNumId="18" w15:restartNumberingAfterBreak="0">
     <w:nsid w:val="74790D9D"/>
     <w:multiLevelType w:val="hybridMultilevel"/>
     <w:tmpl w:val="D7E8825C"/>
@@ -2728,7 +3302,96 @@
       </w:pPr>
     </w:lvl>
   </w:abstractNum>
-  <w:abstractNum w:abstractNumId="13" w15:restartNumberingAfterBreak="0">
+  <w:abstractNum w:abstractNumId="19" w15:restartNumberingAfterBreak="0">
+    <w:nsid w:val="748A156A"/>
+    <w:multiLevelType w:val="hybridMultilevel"/>
+    <w:tmpl w:val="D7E8825C"/>
+    <w:lvl w:ilvl="0" w:tplc="FFFFFFFF">
+      <w:start w:val="1"/>
+      <w:numFmt w:val="decimal"/>
+      <w:lvlText w:val="%1)"/>
+      <w:lvlJc w:val="left"/>
+      <w:pPr>
+        <w:ind w:left="720" w:hanging="360"/>
+      </w:pPr>
+      <w:rPr>
+        <w:rFonts w:hint="default"/>
+      </w:rPr>
+    </w:lvl>
+    <w:lvl w:ilvl="1" w:tplc="FFFFFFFF" w:tentative="1">
+      <w:start w:val="1"/>
+      <w:numFmt w:val="lowerLetter"/>
+      <w:lvlText w:val="%2."/>
+      <w:lvlJc w:val="left"/>
+      <w:pPr>
+        <w:ind w:left="1440" w:hanging="360"/>
+      </w:pPr>
+    </w:lvl>
+    <w:lvl w:ilvl="2" w:tplc="FFFFFFFF" w:tentative="1">
+      <w:start w:val="1"/>
+      <w:numFmt w:val="lowerRoman"/>
+      <w:lvlText w:val="%3."/>
+      <w:lvlJc w:val="right"/>
+      <w:pPr>
+        <w:ind w:left="2160" w:hanging="180"/>
+      </w:pPr>
+    </w:lvl>
+    <w:lvl w:ilvl="3" w:tplc="FFFFFFFF" w:tentative="1">
+      <w:start w:val="1"/>
+      <w:numFmt w:val="decimal"/>
+      <w:lvlText w:val="%4."/>
+      <w:lvlJc w:val="left"/>
+      <w:pPr>
+        <w:ind w:left="2880" w:hanging="360"/>
+      </w:pPr>
+    </w:lvl>
+    <w:lvl w:ilvl="4" w:tplc="FFFFFFFF" w:tentative="1">
+      <w:start w:val="1"/>
+      <w:numFmt w:val="lowerLetter"/>
+      <w:lvlText w:val="%5."/>
+      <w:lvlJc w:val="left"/>
+      <w:pPr>
+        <w:ind w:left="3600" w:hanging="360"/>
+      </w:pPr>
+    </w:lvl>
+    <w:lvl w:ilvl="5" w:tplc="FFFFFFFF" w:tentative="1">
+      <w:start w:val="1"/>
+      <w:numFmt w:val="lowerRoman"/>
+      <w:lvlText w:val="%6."/>
+      <w:lvlJc w:val="right"/>
+      <w:pPr>
+        <w:ind w:left="4320" w:hanging="180"/>
+      </w:pPr>
+    </w:lvl>
+    <w:lvl w:ilvl="6" w:tplc="FFFFFFFF" w:tentative="1">
+      <w:start w:val="1"/>
+      <w:numFmt w:val="decimal"/>
+      <w:lvlText w:val="%7."/>
+      <w:lvlJc w:val="left"/>
+      <w:pPr>
+        <w:ind w:left="5040" w:hanging="360"/>
+      </w:pPr>
+    </w:lvl>
+    <w:lvl w:ilvl="7" w:tplc="FFFFFFFF" w:tentative="1">
+      <w:start w:val="1"/>
+      <w:numFmt w:val="lowerLetter"/>
+      <w:lvlText w:val="%8."/>
+      <w:lvlJc w:val="left"/>
+      <w:pPr>
+        <w:ind w:left="5760" w:hanging="360"/>
+      </w:pPr>
+    </w:lvl>
+    <w:lvl w:ilvl="8" w:tplc="FFFFFFFF" w:tentative="1">
+      <w:start w:val="1"/>
+      <w:numFmt w:val="lowerRoman"/>
+      <w:lvlText w:val="%9."/>
+      <w:lvlJc w:val="right"/>
+      <w:pPr>
+        <w:ind w:left="6480" w:hanging="180"/>
+      </w:pPr>
+    </w:lvl>
+  </w:abstractNum>
+  <w:abstractNum w:abstractNumId="20" w15:restartNumberingAfterBreak="0">
     <w:nsid w:val="7F65097A"/>
     <w:multiLevelType w:val="hybridMultilevel"/>
     <w:tmpl w:val="D7E8825C"/>
@@ -2818,46 +3481,67 @@
     </w:lvl>
   </w:abstractNum>
   <w:num w:numId="1" w16cid:durableId="84225789">
-    <w:abstractNumId w:val="8"/>
+    <w:abstractNumId w:val="14"/>
   </w:num>
   <w:num w:numId="2" w16cid:durableId="748425680">
     <w:abstractNumId w:val="0"/>
   </w:num>
   <w:num w:numId="3" w16cid:durableId="1490367474">
+    <w:abstractNumId w:val="4"/>
+  </w:num>
+  <w:num w:numId="4" w16cid:durableId="1184323374">
+    <w:abstractNumId w:val="11"/>
+  </w:num>
+  <w:num w:numId="5" w16cid:durableId="1301571131">
+    <w:abstractNumId w:val="15"/>
+  </w:num>
+  <w:num w:numId="6" w16cid:durableId="1398557213">
+    <w:abstractNumId w:val="17"/>
+  </w:num>
+  <w:num w:numId="7" w16cid:durableId="775904833">
+    <w:abstractNumId w:val="5"/>
+  </w:num>
+  <w:num w:numId="8" w16cid:durableId="895822044">
+    <w:abstractNumId w:val="20"/>
+  </w:num>
+  <w:num w:numId="9" w16cid:durableId="1347055319">
+    <w:abstractNumId w:val="2"/>
+  </w:num>
+  <w:num w:numId="10" w16cid:durableId="2042512612">
     <w:abstractNumId w:val="3"/>
   </w:num>
-  <w:num w:numId="4" w16cid:durableId="1184323374">
-    <w:abstractNumId w:val="7"/>
+  <w:num w:numId="11" w16cid:durableId="589001213">
+    <w:abstractNumId w:val="10"/>
   </w:num>
-  <w:num w:numId="5" w16cid:durableId="1301571131">
+  <w:num w:numId="12" w16cid:durableId="1852529716">
+    <w:abstractNumId w:val="18"/>
+  </w:num>
+  <w:num w:numId="13" w16cid:durableId="1618025497">
     <w:abstractNumId w:val="9"/>
   </w:num>
-  <w:num w:numId="6" w16cid:durableId="1398557213">
-    <w:abstractNumId w:val="11"/>
+  <w:num w:numId="14" w16cid:durableId="1290473895">
+    <w:abstractNumId w:val="16"/>
   </w:num>
-  <w:num w:numId="7" w16cid:durableId="775904833">
-    <w:abstractNumId w:val="4"/>
+  <w:num w:numId="15" w16cid:durableId="1499886656">
+    <w:abstractNumId w:val="8"/>
   </w:num>
-  <w:num w:numId="8" w16cid:durableId="895822044">
+  <w:num w:numId="16" w16cid:durableId="1834031588">
+    <w:abstractNumId w:val="12"/>
+  </w:num>
+  <w:num w:numId="17" w16cid:durableId="2075396381">
+    <w:abstractNumId w:val="1"/>
+  </w:num>
+  <w:num w:numId="18" w16cid:durableId="331875656">
+    <w:abstractNumId w:val="6"/>
+  </w:num>
+  <w:num w:numId="19" w16cid:durableId="906720103">
+    <w:abstractNumId w:val="19"/>
+  </w:num>
+  <w:num w:numId="20" w16cid:durableId="843205618">
     <w:abstractNumId w:val="13"/>
   </w:num>
-  <w:num w:numId="9" w16cid:durableId="1347055319">
-    <w:abstractNumId w:val="1"/>
-  </w:num>
-  <w:num w:numId="10" w16cid:durableId="2042512612">
-    <w:abstractNumId w:val="2"/>
-  </w:num>
-  <w:num w:numId="11" w16cid:durableId="589001213">
-    <w:abstractNumId w:val="6"/>
-  </w:num>
-  <w:num w:numId="12" w16cid:durableId="1852529716">
-    <w:abstractNumId w:val="12"/>
-  </w:num>
-  <w:num w:numId="13" w16cid:durableId="1618025497">
-    <w:abstractNumId w:val="5"/>
-  </w:num>
-  <w:num w:numId="14" w16cid:durableId="1290473895">
-    <w:abstractNumId w:val="10"/>
+  <w:num w:numId="21" w16cid:durableId="1886913976">
+    <w:abstractNumId w:val="7"/>
   </w:num>
 </w:numbering>
 </file>
@@ -3262,7 +3946,7 @@
   <w:style w:type="paragraph" w:default="1" w:styleId="Normal">
     <w:name w:val="Normal"/>
     <w:qFormat/>
-    <w:rsid w:val="00EB3ED0"/>
+    <w:rsid w:val="005E79D0"/>
   </w:style>
   <w:style w:type="paragraph" w:styleId="Ttulo1">
     <w:name w:val="heading 1"/>
@@ -3778,6 +4462,29 @@
       <w:spacing w:val="5"/>
     </w:rPr>
   </w:style>
+  <w:style w:type="character" w:styleId="Hipervnculo">
+    <w:name w:val="Hyperlink"/>
+    <w:basedOn w:val="Fuentedeprrafopredeter"/>
+    <w:uiPriority w:val="99"/>
+    <w:unhideWhenUsed/>
+    <w:rsid w:val="00646CA4"/>
+    <w:rPr>
+      <w:color w:val="467886" w:themeColor="hyperlink"/>
+      <w:u w:val="single"/>
+    </w:rPr>
+  </w:style>
+  <w:style w:type="character" w:styleId="Mencinsinresolver">
+    <w:name w:val="Unresolved Mention"/>
+    <w:basedOn w:val="Fuentedeprrafopredeter"/>
+    <w:uiPriority w:val="99"/>
+    <w:semiHidden/>
+    <w:unhideWhenUsed/>
+    <w:rsid w:val="00646CA4"/>
+    <w:rPr>
+      <w:color w:val="605E5C"/>
+      <w:shd w:val="clear" w:color="auto" w:fill="E1DFDD"/>
+    </w:rPr>
+  </w:style>
 </w:styles>
 </file>
 

--- a/Manuales/Manual_Usuario_[WIP].docx
+++ b/Manuales/Manual_Usuario_[WIP].docx
@@ -29,7 +29,15 @@
       </w:r>
       <w:proofErr w:type="gramEnd"/>
       <w:r>
-        <w:t xml:space="preserve"> – Lenguajes Formales y de Programacion I</w:t>
+        <w:t xml:space="preserve"> – Lenguajes Formales y de </w:t>
+      </w:r>
+      <w:proofErr w:type="spellStart"/>
+      <w:r>
+        <w:t>Programacion</w:t>
+      </w:r>
+      <w:proofErr w:type="spellEnd"/>
+      <w:r>
+        <w:t xml:space="preserve"> I</w:t>
       </w:r>
     </w:p>
     <w:p>
@@ -58,16 +66,34 @@
       <w:r>
         <w:t xml:space="preserve">Descarga de </w:t>
       </w:r>
+      <w:proofErr w:type="spellStart"/>
       <w:r>
         <w:t>QTCreator</w:t>
       </w:r>
+      <w:proofErr w:type="spellEnd"/>
     </w:p>
     <w:p>
       <w:r>
         <w:t xml:space="preserve">Para </w:t>
       </w:r>
       <w:r>
-        <w:t>poder utilizar el programa se debe instalar QTCreator Community para poder compilar el proyecto</w:t>
+        <w:t xml:space="preserve">poder utilizar el programa se debe instalar </w:t>
+      </w:r>
+      <w:proofErr w:type="spellStart"/>
+      <w:r>
+        <w:t>QTCreator</w:t>
+      </w:r>
+      <w:proofErr w:type="spellEnd"/>
+      <w:r>
+        <w:t xml:space="preserve"> </w:t>
+      </w:r>
+      <w:proofErr w:type="spellStart"/>
+      <w:r>
+        <w:t>Community</w:t>
+      </w:r>
+      <w:proofErr w:type="spellEnd"/>
+      <w:r>
+        <w:t xml:space="preserve"> para poder compilar el proyecto</w:t>
       </w:r>
     </w:p>
     <w:p>
@@ -111,8 +137,17 @@
           <w:b/>
           <w:bCs/>
         </w:rPr>
-        <w:t>En el Caso que usted utilice GitHub Desktop debe ir a File &gt; Clone repository</w:t>
-      </w:r>
+        <w:t xml:space="preserve">En el Caso que usted utilice GitHub Desktop debe ir a File &gt; Clone </w:t>
+      </w:r>
+      <w:proofErr w:type="spellStart"/>
+      <w:r>
+        <w:rPr>
+          <w:b/>
+          <w:bCs/>
+        </w:rPr>
+        <w:t>repository</w:t>
+      </w:r>
+      <w:proofErr w:type="spellEnd"/>
     </w:p>
     <w:p>
       <w:pPr>
@@ -323,8 +358,21 @@
     </w:p>
     <w:p>
       <w:r>
-        <w:t>al Tener el enlace copiado se debe pegar en “repository URL” e indicar la dirección donde este se almacenará en su maquina</w:t>
-      </w:r>
+        <w:t>al Tener el enlace copiado se debe pegar en “</w:t>
+      </w:r>
+      <w:proofErr w:type="spellStart"/>
+      <w:r>
+        <w:t>repository</w:t>
+      </w:r>
+      <w:proofErr w:type="spellEnd"/>
+      <w:r>
+        <w:t xml:space="preserve"> URL” e indicar la dirección donde este se almacenará en su </w:t>
+      </w:r>
+      <w:proofErr w:type="spellStart"/>
+      <w:r>
+        <w:t>maquina</w:t>
+      </w:r>
+      <w:proofErr w:type="spellEnd"/>
       <w:r>
         <w:t>.</w:t>
       </w:r>
@@ -389,17 +437,39 @@
     </w:p>
     <w:p>
       <w:r>
-        <w:t>al Tener el enlace copiado se debe pegar en “repository URL” e indicar la dirección donde este se almacenará en su maquina</w:t>
-      </w:r>
+        <w:t>al Tener el enlace copiado se debe pegar en “</w:t>
+      </w:r>
+      <w:proofErr w:type="spellStart"/>
+      <w:r>
+        <w:t>repository</w:t>
+      </w:r>
+      <w:proofErr w:type="spellEnd"/>
+      <w:r>
+        <w:t xml:space="preserve"> URL” e indicar la dirección donde este se almacenará en su </w:t>
+      </w:r>
+      <w:proofErr w:type="spellStart"/>
+      <w:r>
+        <w:t>maquina</w:t>
+      </w:r>
+      <w:proofErr w:type="spellEnd"/>
       <w:r>
         <w:t xml:space="preserve"> utilizando el comando </w:t>
       </w:r>
+      <w:proofErr w:type="spellStart"/>
       <w:r>
         <w:rPr>
           <w:b/>
           <w:bCs/>
         </w:rPr>
-        <w:t xml:space="preserve">git </w:t>
+        <w:t>git</w:t>
+      </w:r>
+      <w:proofErr w:type="spellEnd"/>
+      <w:r>
+        <w:rPr>
+          <w:b/>
+          <w:bCs/>
+        </w:rPr>
+        <w:t xml:space="preserve"> </w:t>
       </w:r>
       <w:proofErr w:type="gramStart"/>
       <w:r>
@@ -714,8 +784,13 @@
       </w:r>
     </w:p>
     <w:p>
-      <w:r>
-        <w:t>Mostrara el nombre del archivo que se carga a la aplicación, de lo contrario solo mostrara el mensaje “no hay archivos cargados…”.</w:t>
+      <w:proofErr w:type="spellStart"/>
+      <w:r>
+        <w:t>Mostrara</w:t>
+      </w:r>
+      <w:proofErr w:type="spellEnd"/>
+      <w:r>
+        <w:t xml:space="preserve"> el nombre del archivo que se carga a la aplicación, de lo contrario solo mostrara el mensaje “no hay archivos cargados…”.</w:t>
       </w:r>
     </w:p>
     <w:p>
@@ -726,8 +801,13 @@
           <w:numId w:val="6"/>
         </w:numPr>
       </w:pPr>
-      <w:r>
-        <w:t>Codigo Fuente</w:t>
+      <w:proofErr w:type="spellStart"/>
+      <w:r>
+        <w:t>Codigo</w:t>
+      </w:r>
+      <w:proofErr w:type="spellEnd"/>
+      <w:r>
+        <w:t xml:space="preserve"> Fuente</w:t>
       </w:r>
     </w:p>
     <w:p>
@@ -736,11 +816,24 @@
       </w:r>
       <w:proofErr w:type="gramStart"/>
       <w:r>
-        <w:t>archivo .task</w:t>
-      </w:r>
+        <w:t>archivo .</w:t>
+      </w:r>
+      <w:proofErr w:type="spellStart"/>
+      <w:r>
+        <w:t>task</w:t>
+      </w:r>
+      <w:proofErr w:type="spellEnd"/>
       <w:proofErr w:type="gramEnd"/>
       <w:r>
-        <w:t xml:space="preserve"> usted podra observar el contenido sin necesidad de abrirlo</w:t>
+        <w:t xml:space="preserve"> usted </w:t>
+      </w:r>
+      <w:proofErr w:type="spellStart"/>
+      <w:r>
+        <w:t>podra</w:t>
+      </w:r>
+      <w:proofErr w:type="spellEnd"/>
+      <w:r>
+        <w:t xml:space="preserve"> observar el contenido sin necesidad de abrirlo</w:t>
       </w:r>
     </w:p>
     <w:p>
@@ -1059,12 +1152,17 @@
           <w:numId w:val="6"/>
         </w:numPr>
       </w:pPr>
+      <w:proofErr w:type="spellStart"/>
       <w:r>
         <w:lastRenderedPageBreak/>
         <w:t>Anali</w:t>
       </w:r>
       <w:r>
-        <w:t>sis de</w:t>
+        <w:t>sis</w:t>
+      </w:r>
+      <w:proofErr w:type="spellEnd"/>
+      <w:r>
+        <w:t xml:space="preserve"> de</w:t>
       </w:r>
       <w:r>
         <w:t xml:space="preserve"> Archivo</w:t>
@@ -1078,16 +1176,28 @@
       <w:r>
         <w:t>archivo .</w:t>
       </w:r>
+      <w:proofErr w:type="spellStart"/>
       <w:r>
         <w:t>task</w:t>
       </w:r>
+      <w:proofErr w:type="spellEnd"/>
       <w:proofErr w:type="gramEnd"/>
       <w:r>
-        <w:t xml:space="preserve"> Valido será posible analizar el contenido interno, luego se mostrarán todos los tokens identificados y los errores de tokenizacion</w:t>
-      </w:r>
-      <w:r>
-        <w:t>, léxicos y sintacticos</w:t>
-      </w:r>
+        <w:t xml:space="preserve"> Valido será posible analizar el contenido interno, luego se mostrarán todos los tokens identificados y los errores de </w:t>
+      </w:r>
+      <w:proofErr w:type="spellStart"/>
+      <w:r>
+        <w:t>tokenizacion</w:t>
+      </w:r>
+      <w:proofErr w:type="spellEnd"/>
+      <w:r>
+        <w:t xml:space="preserve">, léxicos y </w:t>
+      </w:r>
+      <w:proofErr w:type="spellStart"/>
+      <w:r>
+        <w:t>sintacticos</w:t>
+      </w:r>
+      <w:proofErr w:type="spellEnd"/>
       <w:r>
         <w:t>:</w:t>
       </w:r>
@@ -1149,7 +1259,15 @@
     </w:p>
     <w:p>
       <w:r>
-        <w:t>Muestra todos los tokens según la entrada, el numero y su ubicación en el archivo.</w:t>
+        <w:t xml:space="preserve">Muestra todos los tokens según la entrada, el </w:t>
+      </w:r>
+      <w:proofErr w:type="spellStart"/>
+      <w:r>
+        <w:t>numero</w:t>
+      </w:r>
+      <w:proofErr w:type="spellEnd"/>
+      <w:r>
+        <w:t xml:space="preserve"> y su ubicación en el archivo.</w:t>
       </w:r>
     </w:p>
     <w:p>
@@ -1279,7 +1397,15 @@
     </w:p>
     <w:p>
       <w:r>
-        <w:t>Muestra los tokens que no pertenecen a una producción en especifico y la ubicación en el archivo</w:t>
+        <w:t xml:space="preserve">Muestra los tokens que no pertenecen a una producción en </w:t>
+      </w:r>
+      <w:proofErr w:type="spellStart"/>
+      <w:r>
+        <w:t>especifico</w:t>
+      </w:r>
+      <w:proofErr w:type="spellEnd"/>
+      <w:r>
+        <w:t xml:space="preserve"> y la ubicación en el archivo</w:t>
       </w:r>
     </w:p>
     <w:p>
@@ -1353,10 +1479,12 @@
       <w:r>
         <w:t xml:space="preserve"> un archivo PDF con el contenido registrado como prioridad </w:t>
       </w:r>
+      <w:proofErr w:type="spellStart"/>
       <w:proofErr w:type="gramStart"/>
       <w:r>
         <w:t>baja,alta</w:t>
       </w:r>
+      <w:proofErr w:type="spellEnd"/>
       <w:proofErr w:type="gramEnd"/>
       <w:r>
         <w:t xml:space="preserve"> y media con sus respectivos encargados y la fecha limite</w:t>
@@ -1438,7 +1566,23 @@
       </w:r>
       <w:proofErr w:type="gramEnd"/>
       <w:r>
-        <w:t xml:space="preserve"> un archivo PDF con el contenido registrado como el nombre del encarhado, el numero de tareas y la cantidad de tareas asignadas</w:t>
+        <w:t xml:space="preserve"> un archivo PDF con el contenido registrado como el nombre del </w:t>
+      </w:r>
+      <w:proofErr w:type="spellStart"/>
+      <w:r>
+        <w:t>encarhado</w:t>
+      </w:r>
+      <w:proofErr w:type="spellEnd"/>
+      <w:r>
+        <w:t xml:space="preserve">, el </w:t>
+      </w:r>
+      <w:proofErr w:type="spellStart"/>
+      <w:r>
+        <w:t>numero</w:t>
+      </w:r>
+      <w:proofErr w:type="spellEnd"/>
+      <w:r>
+        <w:t xml:space="preserve"> de tareas y la cantidad de tareas asignadas</w:t>
       </w:r>
     </w:p>
     <w:p>
@@ -1489,8 +1633,13 @@
         <w:ind w:left="360"/>
       </w:pPr>
       <w:r>
-        <w:t>10) Reporte de Errores léxicos y sintacticos</w:t>
-      </w:r>
+        <w:t xml:space="preserve">10) Reporte de Errores léxicos y </w:t>
+      </w:r>
+      <w:proofErr w:type="spellStart"/>
+      <w:r>
+        <w:t>sintacticos</w:t>
+      </w:r>
+      <w:proofErr w:type="spellEnd"/>
     </w:p>
     <w:p>
       <w:r>
@@ -1502,8 +1651,13 @@
       </w:r>
       <w:proofErr w:type="gramEnd"/>
       <w:r>
-        <w:t xml:space="preserve"> un archivo PDF con el contenido registrado como una tabla para los errores léxicos y sintacticos</w:t>
-      </w:r>
+        <w:t xml:space="preserve"> un archivo PDF con el contenido registrado como una tabla para los errores léxicos y </w:t>
+      </w:r>
+      <w:proofErr w:type="spellStart"/>
+      <w:r>
+        <w:t>sintacticos</w:t>
+      </w:r>
+      <w:proofErr w:type="spellEnd"/>
     </w:p>
     <w:p/>
     <w:p>
@@ -1550,17 +1704,188 @@
       </w:r>
     </w:p>
     <w:p/>
-    <w:p/>
-    <w:p/>
-    <w:p>
-      <w:pPr>
+    <w:p>
+      <w:pPr>
+        <w:sectPr>
+          <w:pgSz w:w="12240" w:h="15840"/>
+          <w:pgMar w:top="1417" w:right="1701" w:bottom="1417" w:left="1701" w:header="708" w:footer="708" w:gutter="0"/>
+          <w:cols w:space="708"/>
+          <w:docGrid w:linePitch="360"/>
+        </w:sectPr>
+      </w:pPr>
+    </w:p>
+    <w:p>
+      <w:pPr>
+        <w:pStyle w:val="Ttulo2"/>
+        <w:ind w:left="360"/>
+      </w:pPr>
+      <w:r>
+        <w:lastRenderedPageBreak/>
+        <w:t xml:space="preserve">11) </w:t>
+      </w:r>
+      <w:proofErr w:type="spellStart"/>
+      <w:r>
+        <w:t>Arbol</w:t>
+      </w:r>
+      <w:proofErr w:type="spellEnd"/>
+      <w:r>
+        <w:t xml:space="preserve"> </w:t>
+      </w:r>
+      <w:proofErr w:type="spellStart"/>
+      <w:r>
+        <w:t>Sintactico</w:t>
+      </w:r>
+      <w:proofErr w:type="spellEnd"/>
+    </w:p>
+    <w:p>
+      <w:r>
         <w:rPr>
-          <w:rFonts w:asciiTheme="majorHAnsi" w:eastAsiaTheme="majorEastAsia" w:hAnsiTheme="majorHAnsi" w:cstheme="majorBidi"/>
-          <w:color w:val="0F4761" w:themeColor="accent1" w:themeShade="BF"/>
-          <w:sz w:val="32"/>
-          <w:szCs w:val="32"/>
+          <w:noProof/>
         </w:rPr>
-      </w:pPr>
+        <w:drawing>
+          <wp:anchor distT="0" distB="0" distL="114300" distR="114300" simplePos="0" relativeHeight="251668480" behindDoc="1" locked="0" layoutInCell="1" allowOverlap="1" wp14:anchorId="31F115DA" wp14:editId="6D45E93C">
+            <wp:simplePos x="0" y="0"/>
+            <wp:positionH relativeFrom="column">
+              <wp:posOffset>-640715</wp:posOffset>
+            </wp:positionH>
+            <wp:positionV relativeFrom="paragraph">
+              <wp:posOffset>388563</wp:posOffset>
+            </wp:positionV>
+            <wp:extent cx="12428855" cy="3902710"/>
+            <wp:effectExtent l="0" t="0" r="0" b="2540"/>
+            <wp:wrapTight wrapText="bothSides">
+              <wp:wrapPolygon edited="0">
+                <wp:start x="0" y="0"/>
+                <wp:lineTo x="0" y="21509"/>
+                <wp:lineTo x="21553" y="21509"/>
+                <wp:lineTo x="21553" y="0"/>
+                <wp:lineTo x="0" y="0"/>
+              </wp:wrapPolygon>
+            </wp:wrapTight>
+            <wp:docPr id="768482606" name="Imagen 1"/>
+            <wp:cNvGraphicFramePr>
+              <a:graphicFrameLocks xmlns:a="http://schemas.openxmlformats.org/drawingml/2006/main" noChangeAspect="1"/>
+            </wp:cNvGraphicFramePr>
+            <a:graphic xmlns:a="http://schemas.openxmlformats.org/drawingml/2006/main">
+              <a:graphicData uri="http://schemas.openxmlformats.org/drawingml/2006/picture">
+                <pic:pic xmlns:pic="http://schemas.openxmlformats.org/drawingml/2006/picture">
+                  <pic:nvPicPr>
+                    <pic:cNvPr id="0" name="Picture 1"/>
+                    <pic:cNvPicPr>
+                      <a:picLocks noChangeAspect="1" noChangeArrowheads="1"/>
+                    </pic:cNvPicPr>
+                  </pic:nvPicPr>
+                  <pic:blipFill>
+                    <a:blip r:embed="rId21">
+                      <a:extLst>
+                        <a:ext uri="{28A0092B-C50C-407E-A947-70E740481C1C}">
+                          <a14:useLocalDpi xmlns:a14="http://schemas.microsoft.com/office/drawing/2010/main" val="0"/>
+                        </a:ext>
+                      </a:extLst>
+                    </a:blip>
+                    <a:srcRect/>
+                    <a:stretch>
+                      <a:fillRect/>
+                    </a:stretch>
+                  </pic:blipFill>
+                  <pic:spPr bwMode="auto">
+                    <a:xfrm>
+                      <a:off x="0" y="0"/>
+                      <a:ext cx="12428855" cy="3902710"/>
+                    </a:xfrm>
+                    <a:prstGeom prst="rect">
+                      <a:avLst/>
+                    </a:prstGeom>
+                    <a:noFill/>
+                    <a:ln>
+                      <a:noFill/>
+                    </a:ln>
+                  </pic:spPr>
+                </pic:pic>
+              </a:graphicData>
+            </a:graphic>
+            <wp14:sizeRelH relativeFrom="margin">
+              <wp14:pctWidth>0</wp14:pctWidth>
+            </wp14:sizeRelH>
+            <wp14:sizeRelV relativeFrom="margin">
+              <wp14:pctHeight>0</wp14:pctHeight>
+            </wp14:sizeRelV>
+          </wp:anchor>
+        </w:drawing>
+      </w:r>
+      <w:r>
+        <w:t xml:space="preserve">Al generar Un reporte de errores </w:t>
+      </w:r>
+      <w:proofErr w:type="spellStart"/>
+      <w:r>
+        <w:t>Lexicos</w:t>
+      </w:r>
+      <w:proofErr w:type="spellEnd"/>
+      <w:r>
+        <w:t xml:space="preserve"> y </w:t>
+      </w:r>
+      <w:proofErr w:type="spellStart"/>
+      <w:r>
+        <w:t>Sintacticos</w:t>
+      </w:r>
+      <w:proofErr w:type="spellEnd"/>
+      <w:r>
+        <w:t xml:space="preserve"> también se </w:t>
+      </w:r>
+      <w:proofErr w:type="gramStart"/>
+      <w:r>
+        <w:t>generara</w:t>
+      </w:r>
+      <w:proofErr w:type="gramEnd"/>
+      <w:r>
+        <w:t xml:space="preserve"> el ARBOL SINTACTICO el cual muestra la jerarquía de tokens para el </w:t>
+      </w:r>
+      <w:proofErr w:type="spellStart"/>
+      <w:proofErr w:type="gramStart"/>
+      <w:r>
+        <w:t>archivo.task</w:t>
+      </w:r>
+      <w:proofErr w:type="spellEnd"/>
+      <w:proofErr w:type="gramEnd"/>
+      <w:r>
+        <w:t xml:space="preserve"> ingresado</w:t>
+      </w:r>
+      <w:r>
+        <w:t>.</w:t>
+      </w:r>
+    </w:p>
+    <w:p>
+      <w:r>
+        <w:t>ADVERTENCIA: EL ARCHIVO QUE GENERARA EL TASKSCRIPT SERA UN ARCHIVO .DOT LO CUAL USTED DEBERA LEERLO EN UN TRADUCTOR DE ARCHIVOS.DOT</w:t>
+      </w:r>
+    </w:p>
+    <w:p>
+      <w:pPr>
+        <w:sectPr>
+          <w:pgSz w:w="20160" w:h="12240" w:orient="landscape" w:code="5"/>
+          <w:pgMar w:top="1701" w:right="1417" w:bottom="1701" w:left="1417" w:header="708" w:footer="708" w:gutter="0"/>
+          <w:cols w:space="708"/>
+          <w:docGrid w:linePitch="360"/>
+        </w:sectPr>
+      </w:pPr>
+      <w:r>
+        <w:t xml:space="preserve"> </w:t>
+      </w:r>
+      <w:hyperlink r:id="rId22" w:history="1">
+        <w:r>
+          <w:rPr>
+            <w:rStyle w:val="Hipervnculo"/>
+          </w:rPr>
+          <w:t>https://dreampuf.github.io/GraphvizOnline/?engine=dot#digraph%20G%20%7B%0A%0A%20%20subgraph%20cluster_0%20%7B%0A%20%20%20%20style%3Dfilled%3B%0A%20%20%20%20color%3Dlightgrey%3B%0A%20%20%20%20node%20%5Bstyle%3Dfilled%2Ccolor%3Dwhite%5D%3B%0A%20%20%20%20a0%20-%3E%20a1%20-%3E%20a2%20-</w:t>
+        </w:r>
+        <w:r>
+          <w:rPr>
+            <w:rStyle w:val="Hipervnculo"/>
+          </w:rPr>
+          <w:lastRenderedPageBreak/>
+          <w:t>%3E%20a3%3B%0A%20%20%20%20label%20%3D%20%22process%20%231%22%3B%0A%20%20%7D%0A%0A%20%20subgraph%20cluster_1%20%7B%0A%20%20%20%20node%20%5Bstyle%3Dfilled%5D%3B%0A%20%20%20%20b0%20-%3E%20b1%20-%3E%20b2%20-%3E%20b3%3B%0A%20%20%20%20label%20%3D%20%22process%20%232%22%3B%0A%20%20%20%20color%3Dblue%0A%20%20%7D%0A%20%20start%20-%3E%20a0%3B%0A%20%20start%20-%3E%20b0%3B%0A%20%20a1%20-%3E%20b3%3B%0A%20%20b2%20-%3E%20a3%3B%0A%20%20a3%20-%3E%20a0%3B%0A%20%20a3%20-%3E%20end%3B%0A%20%20b3%20-%3E%20end%3B%0A%0A%20%20start%20%5Bshape%3DMdiamond%5D%3B%0A%20%20end%20%5Bshape%3DMsquare%5D%3B%0A%7D</w:t>
+        </w:r>
+      </w:hyperlink>
     </w:p>
     <w:p>
       <w:pPr>
@@ -3946,7 +4271,7 @@
   <w:style w:type="paragraph" w:default="1" w:styleId="Normal">
     <w:name w:val="Normal"/>
     <w:qFormat/>
-    <w:rsid w:val="005E79D0"/>
+    <w:rsid w:val="00C64829"/>
   </w:style>
   <w:style w:type="paragraph" w:styleId="Ttulo1">
     <w:name w:val="heading 1"/>
